--- a/lessons/5-4/downloads/reveal/teacher/5.4-homework-packet-level-1.docx
+++ b/lessons/5-4/downloads/reveal/teacher/5.4-homework-packet-level-1.docx
@@ -78,14 +78,15 @@
           <w:caps/>
           <w:color w:val="003A70"/>
           <w:spacing w:val="12"/>
-          <w:sz w:val="21"/>
+          <w:sz w:val="22"/>
           <w:szCs w:val="21"/>
         </w:rPr>
-        <w:t xml:space="preserve">Lesson 5-4  ·  Homework Packet  ·  Level 1  ·  Sheet 1 of 2</w:t>
+        <w:t xml:space="preserve">Lesson 5-4  ·  Homework Packet  ·  Supported  ·  Session 1 · pages 1–2</w:t>
       </w:r>
     </w:p>
     <w:p>
       <w:pPr>
+        <w:pStyle w:val="Heading1"/>
         <w:keepNext/>
         <w:spacing w:before="0" w:after="10" w:line="240" w:lineRule="auto"/>
       </w:pPr>
@@ -111,7 +112,7 @@
         <w:rPr>
           <w:rFonts w:ascii="Avenir Next" w:hAnsi="Avenir Next" w:cs="Avenir Next" w:eastAsia="Avenir Next"/>
           <w:color w:val="5A5F66"/>
-          <w:sz w:val="17"/>
+          <w:sz w:val="22"/>
           <w:szCs w:val="17"/>
         </w:rPr>
         <w:t xml:space="preserve">Maryland Standard 6.G.A.1   ·   Learning target — I can find the area of a regular polygon by finding the area of one triangle and multiplying.</w:t>
@@ -158,6 +159,7 @@
           </w:tcPr>
           <w:p>
             <w:pPr>
+              <w:pStyle w:val="Heading2"/>
               <w:spacing w:before="0" w:after="40" w:line="264" w:lineRule="auto"/>
             </w:pPr>
             <w:r>
@@ -185,35 +187,35 @@
                 <w:rFonts w:ascii="Avenir Next" w:hAnsi="Avenir Next" w:cs="Avenir Next" w:eastAsia="Avenir Next"/>
                 <w:b/>
                 <w:color w:val="003A70"/>
+                <w:sz w:val="22"/>
+                <w:szCs w:val="18"/>
+              </w:rPr>
+              <w:t xml:space="preserve">•</w:t>
+            </w:r>
+            <w:r>
+              <w:rPr>
+                <w:rFonts w:ascii="Avenir Next" w:hAnsi="Avenir Next" w:cs="Avenir Next" w:eastAsia="Avenir Next"/>
+                <w:color w:val="1A1A1A"/>
                 <w:sz w:val="18"/>
                 <w:szCs w:val="18"/>
               </w:rPr>
-              <w:t xml:space="preserve">•</w:t>
-            </w:r>
-            <w:r>
-              <w:rPr>
-                <w:rFonts w:ascii="Avenir Next" w:hAnsi="Avenir Next" w:cs="Avenir Next" w:eastAsia="Avenir Next"/>
-                <w:color w:val="1A1A1A"/>
-                <w:sz w:val="18"/>
+              <w:tab/>
+            </w:r>
+            <w:r>
+              <w:rPr>
+                <w:rFonts w:ascii="Avenir Next" w:hAnsi="Avenir Next" w:cs="Avenir Next" w:eastAsia="Avenir Next"/>
+                <w:b/>
+                <w:color w:val="1A1A1A"/>
+                <w:sz w:val="22"/>
                 <w:szCs w:val="18"/>
               </w:rPr>
-              <w:tab/>
-            </w:r>
-            <w:r>
-              <w:rPr>
-                <w:rFonts w:ascii="Avenir Next" w:hAnsi="Avenir Next" w:cs="Avenir Next" w:eastAsia="Avenir Next"/>
-                <w:b/>
-                <w:color w:val="1A1A1A"/>
-                <w:sz w:val="18"/>
-                <w:szCs w:val="18"/>
-              </w:rPr>
               <w:t xml:space="preserve">Regular polygon</w:t>
             </w:r>
             <w:r>
               <w:rPr>
                 <w:rFonts w:ascii="Avenir Next" w:hAnsi="Avenir Next" w:cs="Avenir Next" w:eastAsia="Avenir Next"/>
                 <w:color w:val="1A1A1A"/>
-                <w:sz w:val="18"/>
+                <w:sz w:val="22"/>
                 <w:szCs w:val="18"/>
               </w:rPr>
               <w:t xml:space="preserve">: equal sides, equal angles.</w:t>
@@ -232,10 +234,38 @@
                 <w:rFonts w:ascii="Avenir Next" w:hAnsi="Avenir Next" w:cs="Avenir Next" w:eastAsia="Avenir Next"/>
                 <w:b/>
                 <w:color w:val="003A70"/>
+                <w:sz w:val="22"/>
+                <w:szCs w:val="18"/>
+              </w:rPr>
+              <w:t xml:space="preserve">•</w:t>
+            </w:r>
+            <w:r>
+              <w:rPr>
+                <w:rFonts w:ascii="Avenir Next" w:hAnsi="Avenir Next" w:cs="Avenir Next" w:eastAsia="Avenir Next"/>
+                <w:color w:val="1A1A1A"/>
                 <w:sz w:val="18"/>
                 <w:szCs w:val="18"/>
               </w:rPr>
-              <w:t xml:space="preserve">•</w:t>
+              <w:tab/>
+            </w:r>
+            <w:r>
+              <w:rPr>
+                <w:rFonts w:ascii="Avenir Next" w:hAnsi="Avenir Next" w:cs="Avenir Next" w:eastAsia="Avenir Next"/>
+                <w:color w:val="1A1A1A"/>
+                <w:sz w:val="22"/>
+                <w:szCs w:val="18"/>
+              </w:rPr>
+              <w:t xml:space="preserve">Lines from the center to each vertex make </w:t>
+            </w:r>
+            <w:r>
+              <w:rPr>
+                <w:rFonts w:ascii="Avenir Next" w:hAnsi="Avenir Next" w:cs="Avenir Next" w:eastAsia="Avenir Next"/>
+                <w:i/>
+                <w:color w:val="1A1A1A"/>
+                <w:sz w:val="22"/>
+                <w:szCs w:val="18"/>
+              </w:rPr>
+              <w:t xml:space="preserve">n</w:t>
             </w:r>
             <w:r>
               <w:rPr>
@@ -244,70 +274,42 @@
                 <w:sz w:val="18"/>
                 <w:szCs w:val="18"/>
               </w:rPr>
-              <w:tab/>
-            </w:r>
-            <w:r>
-              <w:rPr>
-                <w:rFonts w:ascii="Avenir Next" w:hAnsi="Avenir Next" w:cs="Avenir Next" w:eastAsia="Avenir Next"/>
-                <w:color w:val="1A1A1A"/>
-                <w:sz w:val="18"/>
+              <w:t xml:space="preserve"> </w:t>
+            </w:r>
+            <w:r>
+              <w:rPr>
+                <w:rFonts w:ascii="Avenir Next" w:hAnsi="Avenir Next" w:cs="Avenir Next" w:eastAsia="Avenir Next"/>
+                <w:b/>
+                <w:color w:val="1A1A1A"/>
+                <w:sz w:val="22"/>
                 <w:szCs w:val="18"/>
               </w:rPr>
-              <w:t xml:space="preserve">Lines from the center to each vertex make </w:t>
-            </w:r>
-            <w:r>
-              <w:rPr>
-                <w:rFonts w:ascii="Avenir Next" w:hAnsi="Avenir Next" w:cs="Avenir Next" w:eastAsia="Avenir Next"/>
-                <w:i/>
-                <w:color w:val="1A1A1A"/>
-                <w:sz w:val="18"/>
+              <w:t xml:space="preserve">congruent triangles</w:t>
+            </w:r>
+            <w:r>
+              <w:rPr>
+                <w:rFonts w:ascii="Avenir Next" w:hAnsi="Avenir Next" w:cs="Avenir Next" w:eastAsia="Avenir Next"/>
+                <w:color w:val="1A1A1A"/>
+                <w:sz w:val="22"/>
                 <w:szCs w:val="18"/>
               </w:rPr>
-              <w:t xml:space="preserve">n</w:t>
-            </w:r>
-            <w:r>
-              <w:rPr>
-                <w:rFonts w:ascii="Avenir Next" w:hAnsi="Avenir Next" w:cs="Avenir Next" w:eastAsia="Avenir Next"/>
-                <w:color w:val="1A1A1A"/>
-                <w:sz w:val="18"/>
+              <w:t xml:space="preserve">. Each one’s height is the </w:t>
+            </w:r>
+            <w:r>
+              <w:rPr>
+                <w:rFonts w:ascii="Avenir Next" w:hAnsi="Avenir Next" w:cs="Avenir Next" w:eastAsia="Avenir Next"/>
+                <w:b/>
+                <w:color w:val="1A1A1A"/>
+                <w:sz w:val="22"/>
                 <w:szCs w:val="18"/>
               </w:rPr>
-              <w:t xml:space="preserve"> </w:t>
-            </w:r>
-            <w:r>
-              <w:rPr>
-                <w:rFonts w:ascii="Avenir Next" w:hAnsi="Avenir Next" w:cs="Avenir Next" w:eastAsia="Avenir Next"/>
-                <w:b/>
-                <w:color w:val="1A1A1A"/>
-                <w:sz w:val="18"/>
-                <w:szCs w:val="18"/>
-              </w:rPr>
-              <w:t xml:space="preserve">congruent triangles</w:t>
-            </w:r>
-            <w:r>
-              <w:rPr>
-                <w:rFonts w:ascii="Avenir Next" w:hAnsi="Avenir Next" w:cs="Avenir Next" w:eastAsia="Avenir Next"/>
-                <w:color w:val="1A1A1A"/>
-                <w:sz w:val="18"/>
-                <w:szCs w:val="18"/>
-              </w:rPr>
-              <w:t xml:space="preserve">. Each one’s height is the </w:t>
-            </w:r>
-            <w:r>
-              <w:rPr>
-                <w:rFonts w:ascii="Avenir Next" w:hAnsi="Avenir Next" w:cs="Avenir Next" w:eastAsia="Avenir Next"/>
-                <w:b/>
-                <w:color w:val="1A1A1A"/>
-                <w:sz w:val="18"/>
-                <w:szCs w:val="18"/>
-              </w:rPr>
               <w:t xml:space="preserve">apothem</w:t>
             </w:r>
             <w:r>
               <w:rPr>
                 <w:rFonts w:ascii="Avenir Next" w:hAnsi="Avenir Next" w:cs="Avenir Next" w:eastAsia="Avenir Next"/>
                 <w:color w:val="1A1A1A"/>
-                <w:sz w:val="18"/>
+                <w:sz w:val="22"/>
                 <w:szCs w:val="18"/>
               </w:rPr>
               <w:t xml:space="preserve">.</w:t>
@@ -326,35 +328,35 @@
                 <w:rFonts w:ascii="Avenir Next" w:hAnsi="Avenir Next" w:cs="Avenir Next" w:eastAsia="Avenir Next"/>
                 <w:b/>
                 <w:color w:val="003A70"/>
+                <w:sz w:val="22"/>
+                <w:szCs w:val="18"/>
+              </w:rPr>
+              <w:t xml:space="preserve">•</w:t>
+            </w:r>
+            <w:r>
+              <w:rPr>
+                <w:rFonts w:ascii="Avenir Next" w:hAnsi="Avenir Next" w:cs="Avenir Next" w:eastAsia="Avenir Next"/>
+                <w:color w:val="1A1A1A"/>
                 <w:sz w:val="18"/>
                 <w:szCs w:val="18"/>
               </w:rPr>
-              <w:t xml:space="preserve">•</w:t>
-            </w:r>
-            <w:r>
-              <w:rPr>
-                <w:rFonts w:ascii="Avenir Next" w:hAnsi="Avenir Next" w:cs="Avenir Next" w:eastAsia="Avenir Next"/>
-                <w:color w:val="1A1A1A"/>
-                <w:sz w:val="18"/>
+              <w:tab/>
+            </w:r>
+            <w:r>
+              <w:rPr>
+                <w:rFonts w:ascii="Avenir Next" w:hAnsi="Avenir Next" w:cs="Avenir Next" w:eastAsia="Avenir Next"/>
+                <w:b/>
+                <w:color w:val="1A1A1A"/>
+                <w:sz w:val="22"/>
                 <w:szCs w:val="18"/>
               </w:rPr>
-              <w:tab/>
-            </w:r>
-            <w:r>
-              <w:rPr>
-                <w:rFonts w:ascii="Avenir Next" w:hAnsi="Avenir Next" w:cs="Avenir Next" w:eastAsia="Avenir Next"/>
-                <w:b/>
-                <w:color w:val="1A1A1A"/>
-                <w:sz w:val="18"/>
-                <w:szCs w:val="18"/>
-              </w:rPr>
               <w:t xml:space="preserve">A = n × (½ × side × apothem)</w:t>
             </w:r>
             <w:r>
               <w:rPr>
                 <w:rFonts w:ascii="Avenir Next" w:hAnsi="Avenir Next" w:cs="Avenir Next" w:eastAsia="Avenir Next"/>
                 <w:color w:val="1A1A1A"/>
-                <w:sz w:val="18"/>
+                <w:sz w:val="22"/>
                 <w:szCs w:val="18"/>
               </w:rPr>
               <w:t xml:space="preserve">. Use ≈ if rounded.</w:t>
@@ -369,6 +371,7 @@
           </w:tcPr>
           <w:p>
             <w:pPr>
+              <w:pStyle w:val="Heading2"/>
               <w:spacing w:before="0" w:after="40" w:line="264" w:lineRule="auto"/>
             </w:pPr>
             <w:r>
@@ -391,7 +394,7 @@
               <w:rPr>
                 <w:rFonts w:ascii="Avenir Next" w:hAnsi="Avenir Next" w:cs="Avenir Next" w:eastAsia="Avenir Next"/>
                 <w:color w:val="1A1A1A"/>
-                <w:sz w:val="17"/>
+                <w:sz w:val="22"/>
                 <w:szCs w:val="17"/>
               </w:rPr>
               <w:t xml:space="preserve">Regular hexagon: side 8 cm, apothem ≈ 6.9 cm.</w:t>
@@ -410,25 +413,25 @@
                 <w:rFonts w:ascii="Avenir Next" w:hAnsi="Avenir Next" w:cs="Avenir Next" w:eastAsia="Avenir Next"/>
                 <w:b/>
                 <w:color w:val="003A70"/>
+                <w:sz w:val="22"/>
+                <w:szCs w:val="17"/>
+              </w:rPr>
+              <w:t xml:space="preserve">Step 1</w:t>
+            </w:r>
+            <w:r>
+              <w:rPr>
+                <w:rFonts w:ascii="Avenir Next" w:hAnsi="Avenir Next" w:cs="Avenir Next" w:eastAsia="Avenir Next"/>
+                <w:color w:val="1A1A1A"/>
                 <w:sz w:val="17"/>
                 <w:szCs w:val="17"/>
               </w:rPr>
-              <w:t xml:space="preserve">Step 1</w:t>
-            </w:r>
-            <w:r>
-              <w:rPr>
-                <w:rFonts w:ascii="Avenir Next" w:hAnsi="Avenir Next" w:cs="Avenir Next" w:eastAsia="Avenir Next"/>
-                <w:color w:val="1A1A1A"/>
-                <w:sz w:val="17"/>
-                <w:szCs w:val="17"/>
-              </w:rPr>
               <w:tab/>
             </w:r>
             <w:r>
               <w:rPr>
                 <w:rFonts w:ascii="Avenir Next" w:hAnsi="Avenir Next" w:cs="Avenir Next" w:eastAsia="Avenir Next"/>
                 <w:color w:val="1A1A1A"/>
-                <w:sz w:val="17"/>
+                <w:sz w:val="22"/>
                 <w:szCs w:val="17"/>
               </w:rPr>
               <w:t xml:space="preserve">A hexagon makes 6 congruent triangles.</w:t>
@@ -447,25 +450,25 @@
                 <w:rFonts w:ascii="Avenir Next" w:hAnsi="Avenir Next" w:cs="Avenir Next" w:eastAsia="Avenir Next"/>
                 <w:b/>
                 <w:color w:val="003A70"/>
+                <w:sz w:val="22"/>
+                <w:szCs w:val="17"/>
+              </w:rPr>
+              <w:t xml:space="preserve">Step 2</w:t>
+            </w:r>
+            <w:r>
+              <w:rPr>
+                <w:rFonts w:ascii="Avenir Next" w:hAnsi="Avenir Next" w:cs="Avenir Next" w:eastAsia="Avenir Next"/>
+                <w:color w:val="1A1A1A"/>
                 <w:sz w:val="17"/>
                 <w:szCs w:val="17"/>
               </w:rPr>
-              <w:t xml:space="preserve">Step 2</w:t>
-            </w:r>
-            <w:r>
-              <w:rPr>
-                <w:rFonts w:ascii="Avenir Next" w:hAnsi="Avenir Next" w:cs="Avenir Next" w:eastAsia="Avenir Next"/>
-                <w:color w:val="1A1A1A"/>
-                <w:sz w:val="17"/>
-                <w:szCs w:val="17"/>
-              </w:rPr>
               <w:tab/>
             </w:r>
             <w:r>
               <w:rPr>
                 <w:rFonts w:ascii="Avenir Next" w:hAnsi="Avenir Next" w:cs="Avenir Next" w:eastAsia="Avenir Next"/>
                 <w:color w:val="1A1A1A"/>
-                <w:sz w:val="17"/>
+                <w:sz w:val="22"/>
                 <w:szCs w:val="17"/>
               </w:rPr>
               <w:t xml:space="preserve">One triangle: ½ × 8 × 6.9 = 27.6</w:t>
@@ -484,25 +487,25 @@
                 <w:rFonts w:ascii="Avenir Next" w:hAnsi="Avenir Next" w:cs="Avenir Next" w:eastAsia="Avenir Next"/>
                 <w:b/>
                 <w:color w:val="003A70"/>
+                <w:sz w:val="22"/>
+                <w:szCs w:val="17"/>
+              </w:rPr>
+              <w:t xml:space="preserve">Step 3</w:t>
+            </w:r>
+            <w:r>
+              <w:rPr>
+                <w:rFonts w:ascii="Avenir Next" w:hAnsi="Avenir Next" w:cs="Avenir Next" w:eastAsia="Avenir Next"/>
+                <w:color w:val="1A1A1A"/>
                 <w:sz w:val="17"/>
                 <w:szCs w:val="17"/>
               </w:rPr>
-              <w:t xml:space="preserve">Step 3</w:t>
-            </w:r>
-            <w:r>
-              <w:rPr>
-                <w:rFonts w:ascii="Avenir Next" w:hAnsi="Avenir Next" w:cs="Avenir Next" w:eastAsia="Avenir Next"/>
-                <w:color w:val="1A1A1A"/>
-                <w:sz w:val="17"/>
-                <w:szCs w:val="17"/>
-              </w:rPr>
               <w:tab/>
             </w:r>
             <w:r>
               <w:rPr>
                 <w:rFonts w:ascii="Avenir Next" w:hAnsi="Avenir Next" w:cs="Avenir Next" w:eastAsia="Avenir Next"/>
                 <w:color w:val="1A1A1A"/>
-                <w:sz w:val="17"/>
+                <w:sz w:val="22"/>
                 <w:szCs w:val="17"/>
               </w:rPr>
               <w:t xml:space="preserve">Six triangles: 6 × 27.6 = 165.6</w:t>
@@ -521,18 +524,18 @@
                 <w:rFonts w:ascii="Avenir Next" w:hAnsi="Avenir Next" w:cs="Avenir Next" w:eastAsia="Avenir Next"/>
                 <w:b/>
                 <w:color w:val="1A1A1A"/>
+                <w:sz w:val="22"/>
+                <w:szCs w:val="17"/>
+              </w:rPr>
+              <w:t xml:space="preserve">Answer</w:t>
+            </w:r>
+            <w:r>
+              <w:rPr>
+                <w:rFonts w:ascii="Avenir Next" w:hAnsi="Avenir Next" w:cs="Avenir Next" w:eastAsia="Avenir Next"/>
+                <w:color w:val="1A1A1A"/>
                 <w:sz w:val="17"/>
                 <w:szCs w:val="17"/>
               </w:rPr>
-              <w:t xml:space="preserve">Answer</w:t>
-            </w:r>
-            <w:r>
-              <w:rPr>
-                <w:rFonts w:ascii="Avenir Next" w:hAnsi="Avenir Next" w:cs="Avenir Next" w:eastAsia="Avenir Next"/>
-                <w:color w:val="1A1A1A"/>
-                <w:sz w:val="17"/>
-                <w:szCs w:val="17"/>
-              </w:rPr>
               <w:tab/>
             </w:r>
             <w:r>
@@ -540,7 +543,7 @@
                 <w:rFonts w:ascii="Avenir Next" w:hAnsi="Avenir Next" w:cs="Avenir Next" w:eastAsia="Avenir Next"/>
                 <w:b/>
                 <w:color w:val="1A1A1A"/>
-                <w:sz w:val="17"/>
+                <w:sz w:val="22"/>
                 <w:szCs w:val="17"/>
               </w:rPr>
               <w:t xml:space="preserve">≈ 165.6 cm²</w:t>
@@ -590,6 +593,7 @@
           </w:tcPr>
           <w:p>
             <w:pPr>
+              <w:pStyle w:val="Heading2"/>
               <w:spacing w:before="0" w:after="40" w:line="264" w:lineRule="auto"/>
             </w:pPr>
             <w:r>
@@ -613,7 +617,7 @@
                 <w:rFonts w:ascii="Avenir Next" w:hAnsi="Avenir Next" w:cs="Avenir Next" w:eastAsia="Avenir Next"/>
                 <w:b/>
                 <w:color w:val="1A1A1A"/>
-                <w:sz w:val="21"/>
+                <w:sz w:val="22"/>
                 <w:szCs w:val="21"/>
               </w:rPr>
               <w:t xml:space="preserve">regular polygon</w:t>
@@ -622,7 +626,7 @@
               <w:rPr>
                 <w:rFonts w:ascii="Avenir Next" w:hAnsi="Avenir Next" w:cs="Avenir Next" w:eastAsia="Avenir Next"/>
                 <w:color w:val="5A5F66"/>
-                <w:sz w:val="21"/>
+                <w:sz w:val="22"/>
                 <w:szCs w:val="21"/>
               </w:rPr>
               <w:t xml:space="preserve"> — </w:t>
@@ -631,7 +635,7 @@
               <w:rPr>
                 <w:rFonts w:ascii="Avenir Next" w:hAnsi="Avenir Next" w:cs="Avenir Next" w:eastAsia="Avenir Next"/>
                 <w:color w:val="1A1A1A"/>
-                <w:sz w:val="21"/>
+                <w:sz w:val="22"/>
                 <w:szCs w:val="21"/>
               </w:rPr>
               <w:t xml:space="preserve">all sides equal, all angles equal</w:t>
@@ -646,7 +650,7 @@
                 <w:rFonts w:ascii="Avenir Next" w:hAnsi="Avenir Next" w:cs="Avenir Next" w:eastAsia="Avenir Next"/>
                 <w:b/>
                 <w:color w:val="1A1A1A"/>
-                <w:sz w:val="21"/>
+                <w:sz w:val="22"/>
                 <w:szCs w:val="21"/>
               </w:rPr>
               <w:t xml:space="preserve">apothem</w:t>
@@ -655,7 +659,7 @@
               <w:rPr>
                 <w:rFonts w:ascii="Avenir Next" w:hAnsi="Avenir Next" w:cs="Avenir Next" w:eastAsia="Avenir Next"/>
                 <w:color w:val="5A5F66"/>
-                <w:sz w:val="21"/>
+                <w:sz w:val="22"/>
                 <w:szCs w:val="21"/>
               </w:rPr>
               <w:t xml:space="preserve"> — </w:t>
@@ -664,7 +668,7 @@
               <w:rPr>
                 <w:rFonts w:ascii="Avenir Next" w:hAnsi="Avenir Next" w:cs="Avenir Next" w:eastAsia="Avenir Next"/>
                 <w:color w:val="1A1A1A"/>
-                <w:sz w:val="21"/>
+                <w:sz w:val="22"/>
                 <w:szCs w:val="21"/>
               </w:rPr>
               <w:t xml:space="preserve">center to the middle of a side</w:t>
@@ -690,7 +694,7 @@
                 <w:rFonts w:ascii="Avenir Next" w:hAnsi="Avenir Next" w:cs="Avenir Next" w:eastAsia="Avenir Next"/>
                 <w:b/>
                 <w:color w:val="1A1A1A"/>
-                <w:sz w:val="21"/>
+                <w:sz w:val="22"/>
                 <w:szCs w:val="21"/>
               </w:rPr>
               <w:t xml:space="preserve">congruent</w:t>
@@ -699,7 +703,7 @@
               <w:rPr>
                 <w:rFonts w:ascii="Avenir Next" w:hAnsi="Avenir Next" w:cs="Avenir Next" w:eastAsia="Avenir Next"/>
                 <w:color w:val="5A5F66"/>
-                <w:sz w:val="21"/>
+                <w:sz w:val="22"/>
                 <w:szCs w:val="21"/>
               </w:rPr>
               <w:t xml:space="preserve"> — </w:t>
@@ -708,7 +712,7 @@
               <w:rPr>
                 <w:rFonts w:ascii="Avenir Next" w:hAnsi="Avenir Next" w:cs="Avenir Next" w:eastAsia="Avenir Next"/>
                 <w:color w:val="1A1A1A"/>
-                <w:sz w:val="21"/>
+                <w:sz w:val="22"/>
                 <w:szCs w:val="21"/>
               </w:rPr>
               <w:t xml:space="preserve">same size and same shape</w:t>
@@ -723,7 +727,7 @@
                 <w:rFonts w:ascii="Avenir Next" w:hAnsi="Avenir Next" w:cs="Avenir Next" w:eastAsia="Avenir Next"/>
                 <w:b/>
                 <w:color w:val="1A1A1A"/>
-                <w:sz w:val="21"/>
+                <w:sz w:val="22"/>
                 <w:szCs w:val="21"/>
               </w:rPr>
               <w:t xml:space="preserve">≈</w:t>
@@ -732,7 +736,7 @@
               <w:rPr>
                 <w:rFonts w:ascii="Avenir Next" w:hAnsi="Avenir Next" w:cs="Avenir Next" w:eastAsia="Avenir Next"/>
                 <w:color w:val="5A5F66"/>
-                <w:sz w:val="21"/>
+                <w:sz w:val="22"/>
                 <w:szCs w:val="21"/>
               </w:rPr>
               <w:t xml:space="preserve"> — </w:t>
@@ -741,7 +745,7 @@
               <w:rPr>
                 <w:rFonts w:ascii="Avenir Next" w:hAnsi="Avenir Next" w:cs="Avenir Next" w:eastAsia="Avenir Next"/>
                 <w:color w:val="1A1A1A"/>
-                <w:sz w:val="21"/>
+                <w:sz w:val="22"/>
                 <w:szCs w:val="21"/>
               </w:rPr>
               <w:t xml:space="preserve">about</w:t>
@@ -752,6 +756,7 @@
     </w:tbl>
     <w:p>
       <w:pPr>
+        <w:pStyle w:val="Heading2"/>
         <w:keepNext/>
         <w:pBdr>
           <w:bottom w:val="single" w:sz="8" w:space="3" w:color="003A70"/>
@@ -767,7 +772,7 @@
           <w:b/>
           <w:color w:val="003A70"/>
           <w:spacing w:val="14"/>
-          <w:sz w:val="21"/>
+          <w:sz w:val="22"/>
           <w:szCs w:val="21"/>
         </w:rPr>
         <w:t xml:space="preserve">PRACTICE</w:t>
@@ -786,7 +791,7 @@
           <w:rFonts w:ascii="Avenir Next" w:hAnsi="Avenir Next" w:cs="Avenir Next" w:eastAsia="Avenir Next"/>
           <w:i/>
           <w:color w:val="5A5F66"/>
-          <w:sz w:val="17"/>
+          <w:sz w:val="22"/>
           <w:szCs w:val="17"/>
         </w:rPr>
         <w:t xml:space="preserve">show your work · label units</w:t>
@@ -916,25 +921,25 @@
                       <w:rFonts w:ascii="Avenir Next" w:hAnsi="Avenir Next" w:cs="Avenir Next" w:eastAsia="Avenir Next"/>
                       <w:b/>
                       <w:color w:val="003A70"/>
+                      <w:sz w:val="22"/>
+                      <w:szCs w:val="18"/>
+                    </w:rPr>
+                    <w:t xml:space="preserve">Step 1</w:t>
+                  </w:r>
+                  <w:r>
+                    <w:rPr>
+                      <w:rFonts w:ascii="Avenir Next" w:hAnsi="Avenir Next" w:cs="Avenir Next" w:eastAsia="Avenir Next"/>
+                      <w:color w:val="1A1A1A"/>
                       <w:sz w:val="18"/>
                       <w:szCs w:val="18"/>
                     </w:rPr>
-                    <w:t xml:space="preserve">Step 1</w:t>
-                  </w:r>
-                  <w:r>
-                    <w:rPr>
-                      <w:rFonts w:ascii="Avenir Next" w:hAnsi="Avenir Next" w:cs="Avenir Next" w:eastAsia="Avenir Next"/>
-                      <w:color w:val="1A1A1A"/>
-                      <w:sz w:val="18"/>
-                      <w:szCs w:val="18"/>
-                    </w:rPr>
                     <w:tab/>
                   </w:r>
                   <w:r>
                     <w:rPr>
                       <w:rFonts w:ascii="Avenir Next" w:hAnsi="Avenir Next" w:cs="Avenir Next" w:eastAsia="Avenir Next"/>
                       <w:color w:val="1A1A1A"/>
-                      <w:sz w:val="21"/>
+                      <w:sz w:val="22"/>
                       <w:szCs w:val="21"/>
                     </w:rPr>
                     <w:t xml:space="preserve">Find one triangle: ½ × 10 × 12.1.</w:t>
@@ -954,25 +959,25 @@
                       <w:rFonts w:ascii="Avenir Next" w:hAnsi="Avenir Next" w:cs="Avenir Next" w:eastAsia="Avenir Next"/>
                       <w:b/>
                       <w:color w:val="003A70"/>
+                      <w:sz w:val="22"/>
+                      <w:szCs w:val="18"/>
+                    </w:rPr>
+                    <w:t xml:space="preserve">Step 2</w:t>
+                  </w:r>
+                  <w:r>
+                    <w:rPr>
+                      <w:rFonts w:ascii="Avenir Next" w:hAnsi="Avenir Next" w:cs="Avenir Next" w:eastAsia="Avenir Next"/>
+                      <w:color w:val="1A1A1A"/>
                       <w:sz w:val="18"/>
                       <w:szCs w:val="18"/>
                     </w:rPr>
-                    <w:t xml:space="preserve">Step 2</w:t>
-                  </w:r>
-                  <w:r>
-                    <w:rPr>
-                      <w:rFonts w:ascii="Avenir Next" w:hAnsi="Avenir Next" w:cs="Avenir Next" w:eastAsia="Avenir Next"/>
-                      <w:color w:val="1A1A1A"/>
-                      <w:sz w:val="18"/>
-                      <w:szCs w:val="18"/>
-                    </w:rPr>
                     <w:tab/>
                   </w:r>
                   <w:r>
                     <w:rPr>
                       <w:rFonts w:ascii="Avenir Next" w:hAnsi="Avenir Next" w:cs="Avenir Next" w:eastAsia="Avenir Next"/>
                       <w:color w:val="1A1A1A"/>
-                      <w:sz w:val="21"/>
+                      <w:sz w:val="22"/>
                       <w:szCs w:val="21"/>
                     </w:rPr>
                     <w:t xml:space="preserve">An octagon has 8 triangles. Multiply by 8.</w:t>
@@ -1049,25 +1054,25 @@
                       <w:rFonts w:ascii="Avenir Next" w:hAnsi="Avenir Next" w:cs="Avenir Next" w:eastAsia="Avenir Next"/>
                       <w:b/>
                       <w:color w:val="1A1A1A"/>
+                      <w:sz w:val="22"/>
+                      <w:szCs w:val="18"/>
+                    </w:rPr>
+                    <w:t xml:space="preserve">Answer</w:t>
+                  </w:r>
+                  <w:r>
+                    <w:rPr>
+                      <w:rFonts w:ascii="Avenir Next" w:hAnsi="Avenir Next" w:cs="Avenir Next" w:eastAsia="Avenir Next"/>
+                      <w:color w:val="1A1A1A"/>
                       <w:sz w:val="18"/>
                       <w:szCs w:val="18"/>
                     </w:rPr>
-                    <w:t xml:space="preserve">Answer</w:t>
-                  </w:r>
-                  <w:r>
-                    <w:rPr>
-                      <w:rFonts w:ascii="Avenir Next" w:hAnsi="Avenir Next" w:cs="Avenir Next" w:eastAsia="Avenir Next"/>
-                      <w:color w:val="1A1A1A"/>
-                      <w:sz w:val="18"/>
-                      <w:szCs w:val="18"/>
-                    </w:rPr>
                     <w:tab/>
                   </w:r>
                   <w:r>
                     <w:rPr>
                       <w:rFonts w:ascii="Avenir Next" w:hAnsi="Avenir Next" w:cs="Avenir Next" w:eastAsia="Avenir Next"/>
                       <w:color w:val="1A1A1A"/>
-                      <w:sz w:val="18"/>
+                      <w:sz w:val="22"/>
                       <w:szCs w:val="18"/>
                     </w:rPr>
                     <w:t xml:space="preserve">  m²</w:t>
@@ -1088,7 +1093,7 @@
                     <w:drawing>
                       <wp:inline distT="0" distB="0" distL="0" distR="0">
                         <wp:extent cx="1463040" cy="1389888"/>
-                        <wp:docPr id="1" name="Figure 1"/>
+                        <wp:docPr id="1" name="Figure 1" descr="Regular. Dims: side: 10 m; apothem: 12.1 m."/>
                         <a:graphic xmlns:a="http://schemas.openxmlformats.org/drawingml/2006/main">
                           <a:graphicData uri="http://schemas.openxmlformats.org/drawingml/2006/picture">
                             <pic:pic xmlns:pic="http://schemas.openxmlformats.org/drawingml/2006/picture">
@@ -1224,25 +1229,25 @@
                 <w:rFonts w:ascii="Avenir Next" w:hAnsi="Avenir Next" w:cs="Avenir Next" w:eastAsia="Avenir Next"/>
                 <w:b/>
                 <w:color w:val="003A70"/>
+                <w:sz w:val="22"/>
+                <w:szCs w:val="18"/>
+              </w:rPr>
+              <w:t xml:space="preserve">Step 1</w:t>
+            </w:r>
+            <w:r>
+              <w:rPr>
+                <w:rFonts w:ascii="Avenir Next" w:hAnsi="Avenir Next" w:cs="Avenir Next" w:eastAsia="Avenir Next"/>
+                <w:color w:val="1A1A1A"/>
                 <w:sz w:val="18"/>
                 <w:szCs w:val="18"/>
               </w:rPr>
-              <w:t xml:space="preserve">Step 1</w:t>
-            </w:r>
-            <w:r>
-              <w:rPr>
-                <w:rFonts w:ascii="Avenir Next" w:hAnsi="Avenir Next" w:cs="Avenir Next" w:eastAsia="Avenir Next"/>
-                <w:color w:val="1A1A1A"/>
-                <w:sz w:val="18"/>
-                <w:szCs w:val="18"/>
-              </w:rPr>
               <w:tab/>
             </w:r>
             <w:r>
               <w:rPr>
                 <w:rFonts w:ascii="Avenir Next" w:hAnsi="Avenir Next" w:cs="Avenir Next" w:eastAsia="Avenir Next"/>
                 <w:color w:val="1A1A1A"/>
-                <w:sz w:val="21"/>
+                <w:sz w:val="22"/>
                 <w:szCs w:val="21"/>
               </w:rPr>
               <w:t xml:space="preserve">Perimeter = number of sides × side.</w:t>
@@ -1262,25 +1267,25 @@
                 <w:rFonts w:ascii="Avenir Next" w:hAnsi="Avenir Next" w:cs="Avenir Next" w:eastAsia="Avenir Next"/>
                 <w:b/>
                 <w:color w:val="003A70"/>
+                <w:sz w:val="22"/>
+                <w:szCs w:val="18"/>
+              </w:rPr>
+              <w:t xml:space="preserve">Step 2</w:t>
+            </w:r>
+            <w:r>
+              <w:rPr>
+                <w:rFonts w:ascii="Avenir Next" w:hAnsi="Avenir Next" w:cs="Avenir Next" w:eastAsia="Avenir Next"/>
+                <w:color w:val="1A1A1A"/>
                 <w:sz w:val="18"/>
                 <w:szCs w:val="18"/>
               </w:rPr>
-              <w:t xml:space="preserve">Step 2</w:t>
-            </w:r>
-            <w:r>
-              <w:rPr>
-                <w:rFonts w:ascii="Avenir Next" w:hAnsi="Avenir Next" w:cs="Avenir Next" w:eastAsia="Avenir Next"/>
-                <w:color w:val="1A1A1A"/>
-                <w:sz w:val="18"/>
-                <w:szCs w:val="18"/>
-              </w:rPr>
               <w:tab/>
             </w:r>
             <w:r>
               <w:rPr>
                 <w:rFonts w:ascii="Avenir Next" w:hAnsi="Avenir Next" w:cs="Avenir Next" w:eastAsia="Avenir Next"/>
                 <w:color w:val="1A1A1A"/>
-                <w:sz w:val="21"/>
+                <w:sz w:val="22"/>
                 <w:szCs w:val="21"/>
               </w:rPr>
               <w:t xml:space="preserve">Area ≈ ½ × perimeter × apothem.</w:t>
@@ -1336,7 +1341,7 @@
                       <w:rFonts w:ascii="Avenir Next" w:hAnsi="Avenir Next" w:cs="Avenir Next" w:eastAsia="Avenir Next"/>
                       <w:b/>
                       <w:color w:val="1A1A1A"/>
-                      <w:sz w:val="21"/>
+                      <w:sz w:val="22"/>
                       <w:szCs w:val="21"/>
                     </w:rPr>
                     <w:t xml:space="preserve">Regular polygon</w:t>
@@ -1359,7 +1364,7 @@
                       <w:rFonts w:ascii="Avenir Next" w:hAnsi="Avenir Next" w:cs="Avenir Next" w:eastAsia="Avenir Next"/>
                       <w:b/>
                       <w:color w:val="1A1A1A"/>
-                      <w:sz w:val="21"/>
+                      <w:sz w:val="22"/>
                       <w:szCs w:val="21"/>
                     </w:rPr>
                     <w:t xml:space="preserve">Side</w:t>
@@ -1382,7 +1387,7 @@
                       <w:rFonts w:ascii="Avenir Next" w:hAnsi="Avenir Next" w:cs="Avenir Next" w:eastAsia="Avenir Next"/>
                       <w:b/>
                       <w:color w:val="1A1A1A"/>
-                      <w:sz w:val="21"/>
+                      <w:sz w:val="22"/>
                       <w:szCs w:val="21"/>
                     </w:rPr>
                     <w:t xml:space="preserve">Apothem</w:t>
@@ -1405,7 +1410,7 @@
                       <w:rFonts w:ascii="Avenir Next" w:hAnsi="Avenir Next" w:cs="Avenir Next" w:eastAsia="Avenir Next"/>
                       <w:b/>
                       <w:color w:val="1A1A1A"/>
-                      <w:sz w:val="21"/>
+                      <w:sz w:val="22"/>
                       <w:szCs w:val="21"/>
                     </w:rPr>
                     <w:t xml:space="preserve">Perimeter</w:t>
@@ -1428,7 +1433,7 @@
                       <w:rFonts w:ascii="Avenir Next" w:hAnsi="Avenir Next" w:cs="Avenir Next" w:eastAsia="Avenir Next"/>
                       <w:b/>
                       <w:color w:val="1A1A1A"/>
-                      <w:sz w:val="21"/>
+                      <w:sz w:val="22"/>
                       <w:szCs w:val="21"/>
                     </w:rPr>
                     <w:t xml:space="preserve">Area</w:t>
@@ -1457,7 +1462,7 @@
                       <w:rFonts w:ascii="Avenir Next" w:hAnsi="Avenir Next" w:cs="Avenir Next" w:eastAsia="Avenir Next"/>
                       <w:b/>
                       <w:color w:val="1A1A1A"/>
-                      <w:sz w:val="21"/>
+                      <w:sz w:val="22"/>
                       <w:szCs w:val="21"/>
                     </w:rPr>
                     <w:t xml:space="preserve">Hexagon</w:t>
@@ -1478,7 +1483,7 @@
                     <w:rPr>
                       <w:rFonts w:ascii="Avenir Next" w:hAnsi="Avenir Next" w:cs="Avenir Next" w:eastAsia="Avenir Next"/>
                       <w:color w:val="1A1A1A"/>
-                      <w:sz w:val="21"/>
+                      <w:sz w:val="22"/>
                       <w:szCs w:val="21"/>
                     </w:rPr>
                     <w:t xml:space="preserve">4 cm</w:t>
@@ -1499,7 +1504,7 @@
                     <w:rPr>
                       <w:rFonts w:ascii="Avenir Next" w:hAnsi="Avenir Next" w:cs="Avenir Next" w:eastAsia="Avenir Next"/>
                       <w:color w:val="1A1A1A"/>
-                      <w:sz w:val="21"/>
+                      <w:sz w:val="22"/>
                       <w:szCs w:val="21"/>
                     </w:rPr>
                     <w:t xml:space="preserve">3.5 cm</w:t>
@@ -1550,7 +1555,7 @@
                       <w:rFonts w:ascii="Avenir Next" w:hAnsi="Avenir Next" w:cs="Avenir Next" w:eastAsia="Avenir Next"/>
                       <w:b/>
                       <w:color w:val="1A1A1A"/>
-                      <w:sz w:val="21"/>
+                      <w:sz w:val="22"/>
                       <w:szCs w:val="21"/>
                     </w:rPr>
                     <w:t xml:space="preserve">Pentagon</w:t>
@@ -1571,7 +1576,7 @@
                     <w:rPr>
                       <w:rFonts w:ascii="Avenir Next" w:hAnsi="Avenir Next" w:cs="Avenir Next" w:eastAsia="Avenir Next"/>
                       <w:color w:val="1A1A1A"/>
-                      <w:sz w:val="21"/>
+                      <w:sz w:val="22"/>
                       <w:szCs w:val="21"/>
                     </w:rPr>
                     <w:t xml:space="preserve">10 ft</w:t>
@@ -1592,7 +1597,7 @@
                     <w:rPr>
                       <w:rFonts w:ascii="Avenir Next" w:hAnsi="Avenir Next" w:cs="Avenir Next" w:eastAsia="Avenir Next"/>
                       <w:color w:val="1A1A1A"/>
-                      <w:sz w:val="21"/>
+                      <w:sz w:val="22"/>
                       <w:szCs w:val="21"/>
                     </w:rPr>
                     <w:t xml:space="preserve">6.9 ft</w:t>
@@ -2057,25 +2062,25 @@
                 <w:rFonts w:ascii="Avenir Next" w:hAnsi="Avenir Next" w:cs="Avenir Next" w:eastAsia="Avenir Next"/>
                 <w:b/>
                 <w:color w:val="003A70"/>
+                <w:sz w:val="22"/>
+                <w:szCs w:val="18"/>
+              </w:rPr>
+              <w:t xml:space="preserve">Step 1</w:t>
+            </w:r>
+            <w:r>
+              <w:rPr>
+                <w:rFonts w:ascii="Avenir Next" w:hAnsi="Avenir Next" w:cs="Avenir Next" w:eastAsia="Avenir Next"/>
+                <w:color w:val="1A1A1A"/>
                 <w:sz w:val="18"/>
                 <w:szCs w:val="18"/>
               </w:rPr>
-              <w:t xml:space="preserve">Step 1</w:t>
-            </w:r>
-            <w:r>
-              <w:rPr>
-                <w:rFonts w:ascii="Avenir Next" w:hAnsi="Avenir Next" w:cs="Avenir Next" w:eastAsia="Avenir Next"/>
-                <w:color w:val="1A1A1A"/>
-                <w:sz w:val="18"/>
-                <w:szCs w:val="18"/>
-              </w:rPr>
               <w:tab/>
             </w:r>
             <w:r>
               <w:rPr>
                 <w:rFonts w:ascii="Avenir Next" w:hAnsi="Avenir Next" w:cs="Avenir Next" w:eastAsia="Avenir Next"/>
                 <w:color w:val="1A1A1A"/>
-                <w:sz w:val="21"/>
+                <w:sz w:val="22"/>
                 <w:szCs w:val="21"/>
               </w:rPr>
               <w:t xml:space="preserve">Find the area: 6 × (½ × 6 × 5.2).</w:t>
@@ -2095,25 +2100,25 @@
                 <w:rFonts w:ascii="Avenir Next" w:hAnsi="Avenir Next" w:cs="Avenir Next" w:eastAsia="Avenir Next"/>
                 <w:b/>
                 <w:color w:val="003A70"/>
+                <w:sz w:val="22"/>
+                <w:szCs w:val="18"/>
+              </w:rPr>
+              <w:t xml:space="preserve">Step 2</w:t>
+            </w:r>
+            <w:r>
+              <w:rPr>
+                <w:rFonts w:ascii="Avenir Next" w:hAnsi="Avenir Next" w:cs="Avenir Next" w:eastAsia="Avenir Next"/>
+                <w:color w:val="1A1A1A"/>
                 <w:sz w:val="18"/>
                 <w:szCs w:val="18"/>
               </w:rPr>
-              <w:t xml:space="preserve">Step 2</w:t>
-            </w:r>
-            <w:r>
-              <w:rPr>
-                <w:rFonts w:ascii="Avenir Next" w:hAnsi="Avenir Next" w:cs="Avenir Next" w:eastAsia="Avenir Next"/>
-                <w:color w:val="1A1A1A"/>
-                <w:sz w:val="18"/>
-                <w:szCs w:val="18"/>
-              </w:rPr>
               <w:tab/>
             </w:r>
             <w:r>
               <w:rPr>
                 <w:rFonts w:ascii="Avenir Next" w:hAnsi="Avenir Next" w:cs="Avenir Next" w:eastAsia="Avenir Next"/>
                 <w:color w:val="1A1A1A"/>
-                <w:sz w:val="21"/>
+                <w:sz w:val="22"/>
                 <w:szCs w:val="21"/>
               </w:rPr>
               <w:t xml:space="preserve">Multiply the area by $3.</w:t>
@@ -2190,7 +2195,7 @@
                 <w:rFonts w:ascii="Avenir Next" w:hAnsi="Avenir Next" w:cs="Avenir Next" w:eastAsia="Avenir Next"/>
                 <w:b/>
                 <w:color w:val="1A1A1A"/>
-                <w:sz w:val="18"/>
+                <w:sz w:val="22"/>
                 <w:szCs w:val="18"/>
               </w:rPr>
               <w:t xml:space="preserve">Answer</w:t>
@@ -2310,7 +2315,7 @@
                 <w:rFonts w:ascii="Avenir Next" w:hAnsi="Avenir Next" w:cs="Avenir Next" w:eastAsia="Avenir Next"/>
                 <w:b/>
                 <w:color w:val="003A70"/>
-                <w:sz w:val="17"/>
+                <w:sz w:val="22"/>
                 <w:szCs w:val="17"/>
               </w:rPr>
               <w:t xml:space="preserve">Frame  </w:t>
@@ -2320,7 +2325,7 @@
                 <w:rFonts w:ascii="Avenir Next" w:hAnsi="Avenir Next" w:cs="Avenir Next" w:eastAsia="Avenir Next"/>
                 <w:i/>
                 <w:color w:val="1A1A1A"/>
-                <w:sz w:val="18"/>
+                <w:sz w:val="22"/>
                 <w:szCs w:val="18"/>
               </w:rPr>
               <w:t xml:space="preserve">Andre found only </w:t>
@@ -2340,7 +2345,7 @@
                 <w:rFonts w:ascii="Avenir Next" w:hAnsi="Avenir Next" w:cs="Avenir Next" w:eastAsia="Avenir Next"/>
                 <w:i/>
                 <w:color w:val="1A1A1A"/>
-                <w:sz w:val="18"/>
+                <w:sz w:val="22"/>
                 <w:szCs w:val="18"/>
               </w:rPr>
               <w:t xml:space="preserve"> triangle. A pentagon has </w:t>
@@ -2360,7 +2365,7 @@
                 <w:rFonts w:ascii="Avenir Next" w:hAnsi="Avenir Next" w:cs="Avenir Next" w:eastAsia="Avenir Next"/>
                 <w:i/>
                 <w:color w:val="1A1A1A"/>
-                <w:sz w:val="18"/>
+                <w:sz w:val="22"/>
                 <w:szCs w:val="18"/>
               </w:rPr>
               <w:t xml:space="preserve"> triangles, so the area is </w:t>
@@ -2380,7 +2385,7 @@
                 <w:rFonts w:ascii="Avenir Next" w:hAnsi="Avenir Next" w:cs="Avenir Next" w:eastAsia="Avenir Next"/>
                 <w:i/>
                 <w:color w:val="1A1A1A"/>
-                <w:sz w:val="18"/>
+                <w:sz w:val="22"/>
                 <w:szCs w:val="18"/>
               </w:rPr>
               <w:t xml:space="preserve">.</w:t>
@@ -2509,6 +2514,7 @@
           </w:tcPr>
           <w:p>
             <w:pPr>
+              <w:pStyle w:val="Heading2"/>
               <w:spacing w:before="0" w:after="0" w:line="240" w:lineRule="auto"/>
             </w:pPr>
             <w:r>
@@ -2546,7 +2552,7 @@
               <w:rPr>
                 <w:rFonts w:ascii="Avenir Next" w:hAnsi="Avenir Next" w:cs="Avenir Next" w:eastAsia="Avenir Next"/>
                 <w:color w:val="1A1A1A"/>
-                <w:sz w:val="17"/>
+                <w:sz w:val="22"/>
                 <w:szCs w:val="17"/>
               </w:rPr>
               <w:t xml:space="preserve">  I can do this on my own</w:t>
@@ -2575,7 +2581,7 @@
               <w:rPr>
                 <w:rFonts w:ascii="Avenir Next" w:hAnsi="Avenir Next" w:cs="Avenir Next" w:eastAsia="Avenir Next"/>
                 <w:color w:val="1A1A1A"/>
-                <w:sz w:val="17"/>
+                <w:sz w:val="22"/>
                 <w:szCs w:val="17"/>
               </w:rPr>
               <w:t xml:space="preserve">  I need a little help</w:t>
@@ -2604,7 +2610,7 @@
               <w:rPr>
                 <w:rFonts w:ascii="Avenir Next" w:hAnsi="Avenir Next" w:cs="Avenir Next" w:eastAsia="Avenir Next"/>
                 <w:color w:val="1A1A1A"/>
-                <w:sz w:val="17"/>
+                <w:sz w:val="22"/>
                 <w:szCs w:val="17"/>
               </w:rPr>
               <w:t xml:space="preserve">  I have a question about #</w:t>
@@ -2700,14 +2706,15 @@
           <w:caps/>
           <w:color w:val="003A70"/>
           <w:spacing w:val="12"/>
-          <w:sz w:val="21"/>
+          <w:sz w:val="22"/>
           <w:szCs w:val="21"/>
         </w:rPr>
-        <w:t xml:space="preserve">Lesson 5-4  ·  Homework Packet  ·  Level 1  ·  Sheet 2 of 2</w:t>
+        <w:t xml:space="preserve">Lesson 5-4  ·  Homework Packet  ·  Supported  ·  Session 2 · pages 3–4</w:t>
       </w:r>
     </w:p>
     <w:p>
       <w:pPr>
+        <w:pStyle w:val="Heading1"/>
         <w:keepNext/>
         <w:spacing w:before="0" w:after="10" w:line="240" w:lineRule="auto"/>
       </w:pPr>
@@ -2733,7 +2740,7 @@
         <w:rPr>
           <w:rFonts w:ascii="Avenir Next" w:hAnsi="Avenir Next" w:cs="Avenir Next" w:eastAsia="Avenir Next"/>
           <w:color w:val="5A5F66"/>
-          <w:sz w:val="17"/>
+          <w:sz w:val="22"/>
           <w:szCs w:val="17"/>
         </w:rPr>
         <w:t xml:space="preserve">Maryland Standard 6.G.A.1   ·   Learning target — I can find the area of a composite figure by adding or subtracting the areas of simpler shapes.</w:t>
@@ -2780,6 +2787,7 @@
           </w:tcPr>
           <w:p>
             <w:pPr>
+              <w:pStyle w:val="Heading2"/>
               <w:spacing w:before="0" w:after="40" w:line="264" w:lineRule="auto"/>
             </w:pPr>
             <w:r>
@@ -2807,44 +2815,44 @@
                 <w:rFonts w:ascii="Avenir Next" w:hAnsi="Avenir Next" w:cs="Avenir Next" w:eastAsia="Avenir Next"/>
                 <w:b/>
                 <w:color w:val="003A70"/>
+                <w:sz w:val="22"/>
+                <w:szCs w:val="18"/>
+              </w:rPr>
+              <w:t xml:space="preserve">•</w:t>
+            </w:r>
+            <w:r>
+              <w:rPr>
+                <w:rFonts w:ascii="Avenir Next" w:hAnsi="Avenir Next" w:cs="Avenir Next" w:eastAsia="Avenir Next"/>
+                <w:color w:val="1A1A1A"/>
                 <w:sz w:val="18"/>
                 <w:szCs w:val="18"/>
               </w:rPr>
-              <w:t xml:space="preserve">•</w:t>
-            </w:r>
-            <w:r>
-              <w:rPr>
-                <w:rFonts w:ascii="Avenir Next" w:hAnsi="Avenir Next" w:cs="Avenir Next" w:eastAsia="Avenir Next"/>
-                <w:color w:val="1A1A1A"/>
-                <w:sz w:val="18"/>
+              <w:tab/>
+            </w:r>
+            <w:r>
+              <w:rPr>
+                <w:rFonts w:ascii="Avenir Next" w:hAnsi="Avenir Next" w:cs="Avenir Next" w:eastAsia="Avenir Next"/>
+                <w:color w:val="1A1A1A"/>
+                <w:sz w:val="22"/>
                 <w:szCs w:val="18"/>
               </w:rPr>
-              <w:tab/>
-            </w:r>
-            <w:r>
-              <w:rPr>
-                <w:rFonts w:ascii="Avenir Next" w:hAnsi="Avenir Next" w:cs="Avenir Next" w:eastAsia="Avenir Next"/>
-                <w:color w:val="1A1A1A"/>
-                <w:sz w:val="18"/>
+              <w:t xml:space="preserve">A </w:t>
+            </w:r>
+            <w:r>
+              <w:rPr>
+                <w:rFonts w:ascii="Avenir Next" w:hAnsi="Avenir Next" w:cs="Avenir Next" w:eastAsia="Avenir Next"/>
+                <w:b/>
+                <w:color w:val="1A1A1A"/>
+                <w:sz w:val="22"/>
                 <w:szCs w:val="18"/>
               </w:rPr>
-              <w:t xml:space="preserve">A </w:t>
-            </w:r>
-            <w:r>
-              <w:rPr>
-                <w:rFonts w:ascii="Avenir Next" w:hAnsi="Avenir Next" w:cs="Avenir Next" w:eastAsia="Avenir Next"/>
-                <w:b/>
-                <w:color w:val="1A1A1A"/>
-                <w:sz w:val="18"/>
-                <w:szCs w:val="18"/>
-              </w:rPr>
               <w:t xml:space="preserve">composite figure</w:t>
             </w:r>
             <w:r>
               <w:rPr>
                 <w:rFonts w:ascii="Avenir Next" w:hAnsi="Avenir Next" w:cs="Avenir Next" w:eastAsia="Avenir Next"/>
                 <w:color w:val="1A1A1A"/>
-                <w:sz w:val="18"/>
+                <w:sz w:val="22"/>
                 <w:szCs w:val="18"/>
               </w:rPr>
               <w:t xml:space="preserve"> is made of simpler shapes.</w:t>
@@ -2863,54 +2871,54 @@
                 <w:rFonts w:ascii="Avenir Next" w:hAnsi="Avenir Next" w:cs="Avenir Next" w:eastAsia="Avenir Next"/>
                 <w:b/>
                 <w:color w:val="003A70"/>
+                <w:sz w:val="22"/>
+                <w:szCs w:val="18"/>
+              </w:rPr>
+              <w:t xml:space="preserve">•</w:t>
+            </w:r>
+            <w:r>
+              <w:rPr>
+                <w:rFonts w:ascii="Avenir Next" w:hAnsi="Avenir Next" w:cs="Avenir Next" w:eastAsia="Avenir Next"/>
+                <w:color w:val="1A1A1A"/>
                 <w:sz w:val="18"/>
                 <w:szCs w:val="18"/>
               </w:rPr>
-              <w:t xml:space="preserve">•</w:t>
-            </w:r>
-            <w:r>
-              <w:rPr>
-                <w:rFonts w:ascii="Avenir Next" w:hAnsi="Avenir Next" w:cs="Avenir Next" w:eastAsia="Avenir Next"/>
-                <w:color w:val="1A1A1A"/>
-                <w:sz w:val="18"/>
+              <w:tab/>
+            </w:r>
+            <w:r>
+              <w:rPr>
+                <w:rFonts w:ascii="Avenir Next" w:hAnsi="Avenir Next" w:cs="Avenir Next" w:eastAsia="Avenir Next"/>
+                <w:b/>
+                <w:color w:val="1A1A1A"/>
+                <w:sz w:val="22"/>
                 <w:szCs w:val="18"/>
               </w:rPr>
-              <w:tab/>
-            </w:r>
-            <w:r>
-              <w:rPr>
-                <w:rFonts w:ascii="Avenir Next" w:hAnsi="Avenir Next" w:cs="Avenir Next" w:eastAsia="Avenir Next"/>
-                <w:b/>
-                <w:color w:val="1A1A1A"/>
-                <w:sz w:val="18"/>
+              <w:t xml:space="preserve">Add</w:t>
+            </w:r>
+            <w:r>
+              <w:rPr>
+                <w:rFonts w:ascii="Avenir Next" w:hAnsi="Avenir Next" w:cs="Avenir Next" w:eastAsia="Avenir Next"/>
+                <w:color w:val="1A1A1A"/>
+                <w:sz w:val="22"/>
                 <w:szCs w:val="18"/>
               </w:rPr>
-              <w:t xml:space="preserve">Add</w:t>
-            </w:r>
-            <w:r>
-              <w:rPr>
-                <w:rFonts w:ascii="Avenir Next" w:hAnsi="Avenir Next" w:cs="Avenir Next" w:eastAsia="Avenir Next"/>
-                <w:color w:val="1A1A1A"/>
-                <w:sz w:val="18"/>
+              <w:t xml:space="preserve"> the areas of joined shapes. </w:t>
+            </w:r>
+            <w:r>
+              <w:rPr>
+                <w:rFonts w:ascii="Avenir Next" w:hAnsi="Avenir Next" w:cs="Avenir Next" w:eastAsia="Avenir Next"/>
+                <w:b/>
+                <w:color w:val="1A1A1A"/>
+                <w:sz w:val="22"/>
                 <w:szCs w:val="18"/>
               </w:rPr>
-              <w:t xml:space="preserve"> the areas of joined shapes. </w:t>
-            </w:r>
-            <w:r>
-              <w:rPr>
-                <w:rFonts w:ascii="Avenir Next" w:hAnsi="Avenir Next" w:cs="Avenir Next" w:eastAsia="Avenir Next"/>
-                <w:b/>
-                <w:color w:val="1A1A1A"/>
-                <w:sz w:val="18"/>
-                <w:szCs w:val="18"/>
-              </w:rPr>
               <w:t xml:space="preserve">Subtract</w:t>
             </w:r>
             <w:r>
               <w:rPr>
                 <w:rFonts w:ascii="Avenir Next" w:hAnsi="Avenir Next" w:cs="Avenir Next" w:eastAsia="Avenir Next"/>
                 <w:color w:val="1A1A1A"/>
-                <w:sz w:val="18"/>
+                <w:sz w:val="22"/>
                 <w:szCs w:val="18"/>
               </w:rPr>
               <w:t xml:space="preserve"> a piece that is cut out.</w:t>
@@ -2929,25 +2937,25 @@
                 <w:rFonts w:ascii="Avenir Next" w:hAnsi="Avenir Next" w:cs="Avenir Next" w:eastAsia="Avenir Next"/>
                 <w:b/>
                 <w:color w:val="003A70"/>
+                <w:sz w:val="22"/>
+                <w:szCs w:val="18"/>
+              </w:rPr>
+              <w:t xml:space="preserve">•</w:t>
+            </w:r>
+            <w:r>
+              <w:rPr>
+                <w:rFonts w:ascii="Avenir Next" w:hAnsi="Avenir Next" w:cs="Avenir Next" w:eastAsia="Avenir Next"/>
+                <w:color w:val="1A1A1A"/>
                 <w:sz w:val="18"/>
                 <w:szCs w:val="18"/>
               </w:rPr>
-              <w:t xml:space="preserve">•</w:t>
-            </w:r>
-            <w:r>
-              <w:rPr>
-                <w:rFonts w:ascii="Avenir Next" w:hAnsi="Avenir Next" w:cs="Avenir Next" w:eastAsia="Avenir Next"/>
-                <w:color w:val="1A1A1A"/>
-                <w:sz w:val="18"/>
-                <w:szCs w:val="18"/>
-              </w:rPr>
               <w:tab/>
             </w:r>
             <w:r>
               <w:rPr>
                 <w:rFonts w:ascii="Avenir Next" w:hAnsi="Avenir Next" w:cs="Avenir Next" w:eastAsia="Avenir Next"/>
                 <w:color w:val="1A1A1A"/>
-                <w:sz w:val="18"/>
+                <w:sz w:val="22"/>
                 <w:szCs w:val="18"/>
               </w:rPr>
               <w:t xml:space="preserve">Use the sides you know to find missing sides.</w:t>
@@ -2962,6 +2970,7 @@
           </w:tcPr>
           <w:p>
             <w:pPr>
+              <w:pStyle w:val="Heading2"/>
               <w:spacing w:before="0" w:after="40" w:line="264" w:lineRule="auto"/>
             </w:pPr>
             <w:r>
@@ -2984,7 +2993,7 @@
               <w:rPr>
                 <w:rFonts w:ascii="Avenir Next" w:hAnsi="Avenir Next" w:cs="Avenir Next" w:eastAsia="Avenir Next"/>
                 <w:color w:val="1A1A1A"/>
-                <w:sz w:val="17"/>
+                <w:sz w:val="22"/>
                 <w:szCs w:val="17"/>
               </w:rPr>
               <w:t xml:space="preserve">House front: a 10 ft × 6 ft rectangle with a triangular roof on top. The roof’s base is 10 ft and it is 4 ft tall.</w:t>
@@ -3003,25 +3012,25 @@
                 <w:rFonts w:ascii="Avenir Next" w:hAnsi="Avenir Next" w:cs="Avenir Next" w:eastAsia="Avenir Next"/>
                 <w:b/>
                 <w:color w:val="003A70"/>
+                <w:sz w:val="22"/>
+                <w:szCs w:val="17"/>
+              </w:rPr>
+              <w:t xml:space="preserve">Step 1</w:t>
+            </w:r>
+            <w:r>
+              <w:rPr>
+                <w:rFonts w:ascii="Avenir Next" w:hAnsi="Avenir Next" w:cs="Avenir Next" w:eastAsia="Avenir Next"/>
+                <w:color w:val="1A1A1A"/>
                 <w:sz w:val="17"/>
                 <w:szCs w:val="17"/>
               </w:rPr>
-              <w:t xml:space="preserve">Step 1</w:t>
-            </w:r>
-            <w:r>
-              <w:rPr>
-                <w:rFonts w:ascii="Avenir Next" w:hAnsi="Avenir Next" w:cs="Avenir Next" w:eastAsia="Avenir Next"/>
-                <w:color w:val="1A1A1A"/>
-                <w:sz w:val="17"/>
-                <w:szCs w:val="17"/>
-              </w:rPr>
               <w:tab/>
             </w:r>
             <w:r>
               <w:rPr>
                 <w:rFonts w:ascii="Avenir Next" w:hAnsi="Avenir Next" w:cs="Avenir Next" w:eastAsia="Avenir Next"/>
                 <w:color w:val="1A1A1A"/>
-                <w:sz w:val="17"/>
+                <w:sz w:val="22"/>
                 <w:szCs w:val="17"/>
               </w:rPr>
               <w:t xml:space="preserve">Rectangle: 10 × 6 = 60</w:t>
@@ -3040,25 +3049,25 @@
                 <w:rFonts w:ascii="Avenir Next" w:hAnsi="Avenir Next" w:cs="Avenir Next" w:eastAsia="Avenir Next"/>
                 <w:b/>
                 <w:color w:val="003A70"/>
+                <w:sz w:val="22"/>
+                <w:szCs w:val="17"/>
+              </w:rPr>
+              <w:t xml:space="preserve">Step 2</w:t>
+            </w:r>
+            <w:r>
+              <w:rPr>
+                <w:rFonts w:ascii="Avenir Next" w:hAnsi="Avenir Next" w:cs="Avenir Next" w:eastAsia="Avenir Next"/>
+                <w:color w:val="1A1A1A"/>
                 <w:sz w:val="17"/>
                 <w:szCs w:val="17"/>
               </w:rPr>
-              <w:t xml:space="preserve">Step 2</w:t>
-            </w:r>
-            <w:r>
-              <w:rPr>
-                <w:rFonts w:ascii="Avenir Next" w:hAnsi="Avenir Next" w:cs="Avenir Next" w:eastAsia="Avenir Next"/>
-                <w:color w:val="1A1A1A"/>
-                <w:sz w:val="17"/>
-                <w:szCs w:val="17"/>
-              </w:rPr>
               <w:tab/>
             </w:r>
             <w:r>
               <w:rPr>
                 <w:rFonts w:ascii="Avenir Next" w:hAnsi="Avenir Next" w:cs="Avenir Next" w:eastAsia="Avenir Next"/>
                 <w:color w:val="1A1A1A"/>
-                <w:sz w:val="17"/>
+                <w:sz w:val="22"/>
                 <w:szCs w:val="17"/>
               </w:rPr>
               <w:t xml:space="preserve">Triangle: ½ × 10 × 4 = 20</w:t>
@@ -3077,25 +3086,25 @@
                 <w:rFonts w:ascii="Avenir Next" w:hAnsi="Avenir Next" w:cs="Avenir Next" w:eastAsia="Avenir Next"/>
                 <w:b/>
                 <w:color w:val="003A70"/>
+                <w:sz w:val="22"/>
+                <w:szCs w:val="17"/>
+              </w:rPr>
+              <w:t xml:space="preserve">Step 3</w:t>
+            </w:r>
+            <w:r>
+              <w:rPr>
+                <w:rFonts w:ascii="Avenir Next" w:hAnsi="Avenir Next" w:cs="Avenir Next" w:eastAsia="Avenir Next"/>
+                <w:color w:val="1A1A1A"/>
                 <w:sz w:val="17"/>
                 <w:szCs w:val="17"/>
               </w:rPr>
-              <w:t xml:space="preserve">Step 3</w:t>
-            </w:r>
-            <w:r>
-              <w:rPr>
-                <w:rFonts w:ascii="Avenir Next" w:hAnsi="Avenir Next" w:cs="Avenir Next" w:eastAsia="Avenir Next"/>
-                <w:color w:val="1A1A1A"/>
-                <w:sz w:val="17"/>
-                <w:szCs w:val="17"/>
-              </w:rPr>
               <w:tab/>
             </w:r>
             <w:r>
               <w:rPr>
                 <w:rFonts w:ascii="Avenir Next" w:hAnsi="Avenir Next" w:cs="Avenir Next" w:eastAsia="Avenir Next"/>
                 <w:color w:val="1A1A1A"/>
-                <w:sz w:val="17"/>
+                <w:sz w:val="22"/>
                 <w:szCs w:val="17"/>
               </w:rPr>
               <w:t xml:space="preserve">The shapes are joined, so add: 60 + 20 = 80</w:t>
@@ -3114,18 +3123,18 @@
                 <w:rFonts w:ascii="Avenir Next" w:hAnsi="Avenir Next" w:cs="Avenir Next" w:eastAsia="Avenir Next"/>
                 <w:b/>
                 <w:color w:val="1A1A1A"/>
+                <w:sz w:val="22"/>
+                <w:szCs w:val="17"/>
+              </w:rPr>
+              <w:t xml:space="preserve">Answer</w:t>
+            </w:r>
+            <w:r>
+              <w:rPr>
+                <w:rFonts w:ascii="Avenir Next" w:hAnsi="Avenir Next" w:cs="Avenir Next" w:eastAsia="Avenir Next"/>
+                <w:color w:val="1A1A1A"/>
                 <w:sz w:val="17"/>
                 <w:szCs w:val="17"/>
               </w:rPr>
-              <w:t xml:space="preserve">Answer</w:t>
-            </w:r>
-            <w:r>
-              <w:rPr>
-                <w:rFonts w:ascii="Avenir Next" w:hAnsi="Avenir Next" w:cs="Avenir Next" w:eastAsia="Avenir Next"/>
-                <w:color w:val="1A1A1A"/>
-                <w:sz w:val="17"/>
-                <w:szCs w:val="17"/>
-              </w:rPr>
               <w:tab/>
             </w:r>
             <w:r>
@@ -3133,7 +3142,7 @@
                 <w:rFonts w:ascii="Avenir Next" w:hAnsi="Avenir Next" w:cs="Avenir Next" w:eastAsia="Avenir Next"/>
                 <w:b/>
                 <w:color w:val="1A1A1A"/>
-                <w:sz w:val="17"/>
+                <w:sz w:val="22"/>
                 <w:szCs w:val="17"/>
               </w:rPr>
               <w:t xml:space="preserve">80 ft²</w:t>
@@ -3183,6 +3192,7 @@
           </w:tcPr>
           <w:p>
             <w:pPr>
+              <w:pStyle w:val="Heading2"/>
               <w:spacing w:before="0" w:after="40" w:line="264" w:lineRule="auto"/>
             </w:pPr>
             <w:r>
@@ -3206,7 +3216,7 @@
                 <w:rFonts w:ascii="Avenir Next" w:hAnsi="Avenir Next" w:cs="Avenir Next" w:eastAsia="Avenir Next"/>
                 <w:b/>
                 <w:color w:val="1A1A1A"/>
-                <w:sz w:val="21"/>
+                <w:sz w:val="22"/>
                 <w:szCs w:val="21"/>
               </w:rPr>
               <w:t xml:space="preserve">composite figure</w:t>
@@ -3215,7 +3225,7 @@
               <w:rPr>
                 <w:rFonts w:ascii="Avenir Next" w:hAnsi="Avenir Next" w:cs="Avenir Next" w:eastAsia="Avenir Next"/>
                 <w:color w:val="5A5F66"/>
-                <w:sz w:val="21"/>
+                <w:sz w:val="22"/>
                 <w:szCs w:val="21"/>
               </w:rPr>
               <w:t xml:space="preserve"> — </w:t>
@@ -3224,7 +3234,7 @@
               <w:rPr>
                 <w:rFonts w:ascii="Avenir Next" w:hAnsi="Avenir Next" w:cs="Avenir Next" w:eastAsia="Avenir Next"/>
                 <w:color w:val="1A1A1A"/>
-                <w:sz w:val="21"/>
+                <w:sz w:val="22"/>
                 <w:szCs w:val="21"/>
               </w:rPr>
               <w:t xml:space="preserve">a shape made of simpler shapes</w:t>
@@ -3239,7 +3249,7 @@
                 <w:rFonts w:ascii="Avenir Next" w:hAnsi="Avenir Next" w:cs="Avenir Next" w:eastAsia="Avenir Next"/>
                 <w:b/>
                 <w:color w:val="1A1A1A"/>
-                <w:sz w:val="21"/>
+                <w:sz w:val="22"/>
                 <w:szCs w:val="21"/>
               </w:rPr>
               <w:t xml:space="preserve">add</w:t>
@@ -3248,7 +3258,7 @@
               <w:rPr>
                 <w:rFonts w:ascii="Avenir Next" w:hAnsi="Avenir Next" w:cs="Avenir Next" w:eastAsia="Avenir Next"/>
                 <w:color w:val="5A5F66"/>
-                <w:sz w:val="21"/>
+                <w:sz w:val="22"/>
                 <w:szCs w:val="21"/>
               </w:rPr>
               <w:t xml:space="preserve"> — </w:t>
@@ -3257,7 +3267,7 @@
               <w:rPr>
                 <w:rFonts w:ascii="Avenir Next" w:hAnsi="Avenir Next" w:cs="Avenir Next" w:eastAsia="Avenir Next"/>
                 <w:color w:val="1A1A1A"/>
-                <w:sz w:val="21"/>
+                <w:sz w:val="22"/>
                 <w:szCs w:val="21"/>
               </w:rPr>
               <w:t xml:space="preserve">put areas together</w:t>
@@ -3283,7 +3293,7 @@
                 <w:rFonts w:ascii="Avenir Next" w:hAnsi="Avenir Next" w:cs="Avenir Next" w:eastAsia="Avenir Next"/>
                 <w:b/>
                 <w:color w:val="1A1A1A"/>
-                <w:sz w:val="21"/>
+                <w:sz w:val="22"/>
                 <w:szCs w:val="21"/>
               </w:rPr>
               <w:t xml:space="preserve">subtract</w:t>
@@ -3292,7 +3302,7 @@
               <w:rPr>
                 <w:rFonts w:ascii="Avenir Next" w:hAnsi="Avenir Next" w:cs="Avenir Next" w:eastAsia="Avenir Next"/>
                 <w:color w:val="5A5F66"/>
-                <w:sz w:val="21"/>
+                <w:sz w:val="22"/>
                 <w:szCs w:val="21"/>
               </w:rPr>
               <w:t xml:space="preserve"> — </w:t>
@@ -3301,7 +3311,7 @@
               <w:rPr>
                 <w:rFonts w:ascii="Avenir Next" w:hAnsi="Avenir Next" w:cs="Avenir Next" w:eastAsia="Avenir Next"/>
                 <w:color w:val="1A1A1A"/>
-                <w:sz w:val="21"/>
+                <w:sz w:val="22"/>
                 <w:szCs w:val="21"/>
               </w:rPr>
               <w:t xml:space="preserve">take away a cut-out area</w:t>
@@ -3316,7 +3326,7 @@
                 <w:rFonts w:ascii="Avenir Next" w:hAnsi="Avenir Next" w:cs="Avenir Next" w:eastAsia="Avenir Next"/>
                 <w:b/>
                 <w:color w:val="1A1A1A"/>
-                <w:sz w:val="21"/>
+                <w:sz w:val="22"/>
                 <w:szCs w:val="21"/>
               </w:rPr>
               <w:t xml:space="preserve">right angle</w:t>
@@ -3325,7 +3335,7 @@
               <w:rPr>
                 <w:rFonts w:ascii="Avenir Next" w:hAnsi="Avenir Next" w:cs="Avenir Next" w:eastAsia="Avenir Next"/>
                 <w:color w:val="5A5F66"/>
-                <w:sz w:val="21"/>
+                <w:sz w:val="22"/>
                 <w:szCs w:val="21"/>
               </w:rPr>
               <w:t xml:space="preserve"> — </w:t>
@@ -3334,7 +3344,7 @@
               <w:rPr>
                 <w:rFonts w:ascii="Avenir Next" w:hAnsi="Avenir Next" w:cs="Avenir Next" w:eastAsia="Avenir Next"/>
                 <w:color w:val="1A1A1A"/>
-                <w:sz w:val="21"/>
+                <w:sz w:val="22"/>
                 <w:szCs w:val="21"/>
               </w:rPr>
               <w:t xml:space="preserve">a square corner</w:t>
@@ -3345,6 +3355,7 @@
     </w:tbl>
     <w:p>
       <w:pPr>
+        <w:pStyle w:val="Heading2"/>
         <w:keepNext/>
         <w:pBdr>
           <w:bottom w:val="single" w:sz="8" w:space="3" w:color="003A70"/>
@@ -3360,7 +3371,7 @@
           <w:b/>
           <w:color w:val="003A70"/>
           <w:spacing w:val="14"/>
-          <w:sz w:val="21"/>
+          <w:sz w:val="22"/>
           <w:szCs w:val="21"/>
         </w:rPr>
         <w:t xml:space="preserve">PRACTICE</w:t>
@@ -3379,7 +3390,7 @@
           <w:rFonts w:ascii="Avenir Next" w:hAnsi="Avenir Next" w:cs="Avenir Next" w:eastAsia="Avenir Next"/>
           <w:i/>
           <w:color w:val="5A5F66"/>
-          <w:sz w:val="17"/>
+          <w:sz w:val="22"/>
           <w:szCs w:val="17"/>
         </w:rPr>
         <w:t xml:space="preserve">show your work · label units</w:t>
@@ -3509,25 +3520,25 @@
                       <w:rFonts w:ascii="Avenir Next" w:hAnsi="Avenir Next" w:cs="Avenir Next" w:eastAsia="Avenir Next"/>
                       <w:b/>
                       <w:color w:val="003A70"/>
+                      <w:sz w:val="22"/>
+                      <w:szCs w:val="18"/>
+                    </w:rPr>
+                    <w:t xml:space="preserve">Step 1</w:t>
+                  </w:r>
+                  <w:r>
+                    <w:rPr>
+                      <w:rFonts w:ascii="Avenir Next" w:hAnsi="Avenir Next" w:cs="Avenir Next" w:eastAsia="Avenir Next"/>
+                      <w:color w:val="1A1A1A"/>
                       <w:sz w:val="18"/>
                       <w:szCs w:val="18"/>
                     </w:rPr>
-                    <w:t xml:space="preserve">Step 1</w:t>
-                  </w:r>
-                  <w:r>
-                    <w:rPr>
-                      <w:rFonts w:ascii="Avenir Next" w:hAnsi="Avenir Next" w:cs="Avenir Next" w:eastAsia="Avenir Next"/>
-                      <w:color w:val="1A1A1A"/>
-                      <w:sz w:val="18"/>
-                      <w:szCs w:val="18"/>
-                    </w:rPr>
                     <w:tab/>
                   </w:r>
                   <w:r>
                     <w:rPr>
                       <w:rFonts w:ascii="Avenir Next" w:hAnsi="Avenir Next" w:cs="Avenir Next" w:eastAsia="Avenir Next"/>
                       <w:color w:val="1A1A1A"/>
-                      <w:sz w:val="21"/>
+                      <w:sz w:val="22"/>
                       <w:szCs w:val="21"/>
                     </w:rPr>
                     <w:t xml:space="preserve">Cut the L into two rectangles.</w:t>
@@ -3547,25 +3558,25 @@
                       <w:rFonts w:ascii="Avenir Next" w:hAnsi="Avenir Next" w:cs="Avenir Next" w:eastAsia="Avenir Next"/>
                       <w:b/>
                       <w:color w:val="003A70"/>
+                      <w:sz w:val="22"/>
+                      <w:szCs w:val="18"/>
+                    </w:rPr>
+                    <w:t xml:space="preserve">Step 2</w:t>
+                  </w:r>
+                  <w:r>
+                    <w:rPr>
+                      <w:rFonts w:ascii="Avenir Next" w:hAnsi="Avenir Next" w:cs="Avenir Next" w:eastAsia="Avenir Next"/>
+                      <w:color w:val="1A1A1A"/>
                       <w:sz w:val="18"/>
                       <w:szCs w:val="18"/>
                     </w:rPr>
-                    <w:t xml:space="preserve">Step 2</w:t>
-                  </w:r>
-                  <w:r>
-                    <w:rPr>
-                      <w:rFonts w:ascii="Avenir Next" w:hAnsi="Avenir Next" w:cs="Avenir Next" w:eastAsia="Avenir Next"/>
-                      <w:color w:val="1A1A1A"/>
-                      <w:sz w:val="18"/>
-                      <w:szCs w:val="18"/>
-                    </w:rPr>
                     <w:tab/>
                   </w:r>
                   <w:r>
                     <w:rPr>
                       <w:rFonts w:ascii="Avenir Next" w:hAnsi="Avenir Next" w:cs="Avenir Next" w:eastAsia="Avenir Next"/>
                       <w:color w:val="1A1A1A"/>
-                      <w:sz w:val="21"/>
+                      <w:sz w:val="22"/>
                       <w:szCs w:val="21"/>
                     </w:rPr>
                     <w:t xml:space="preserve">Find each rectangle’s area.</w:t>
@@ -3585,25 +3596,25 @@
                       <w:rFonts w:ascii="Avenir Next" w:hAnsi="Avenir Next" w:cs="Avenir Next" w:eastAsia="Avenir Next"/>
                       <w:b/>
                       <w:color w:val="003A70"/>
+                      <w:sz w:val="22"/>
+                      <w:szCs w:val="18"/>
+                    </w:rPr>
+                    <w:t xml:space="preserve">Step 3</w:t>
+                  </w:r>
+                  <w:r>
+                    <w:rPr>
+                      <w:rFonts w:ascii="Avenir Next" w:hAnsi="Avenir Next" w:cs="Avenir Next" w:eastAsia="Avenir Next"/>
+                      <w:color w:val="1A1A1A"/>
                       <w:sz w:val="18"/>
                       <w:szCs w:val="18"/>
                     </w:rPr>
-                    <w:t xml:space="preserve">Step 3</w:t>
-                  </w:r>
-                  <w:r>
-                    <w:rPr>
-                      <w:rFonts w:ascii="Avenir Next" w:hAnsi="Avenir Next" w:cs="Avenir Next" w:eastAsia="Avenir Next"/>
-                      <w:color w:val="1A1A1A"/>
-                      <w:sz w:val="18"/>
-                      <w:szCs w:val="18"/>
-                    </w:rPr>
                     <w:tab/>
                   </w:r>
                   <w:r>
                     <w:rPr>
                       <w:rFonts w:ascii="Avenir Next" w:hAnsi="Avenir Next" w:cs="Avenir Next" w:eastAsia="Avenir Next"/>
                       <w:color w:val="1A1A1A"/>
-                      <w:sz w:val="21"/>
+                      <w:sz w:val="22"/>
                       <w:szCs w:val="21"/>
                     </w:rPr>
                     <w:t xml:space="preserve">Add the two areas.</w:t>
@@ -3680,25 +3691,25 @@
                       <w:rFonts w:ascii="Avenir Next" w:hAnsi="Avenir Next" w:cs="Avenir Next" w:eastAsia="Avenir Next"/>
                       <w:b/>
                       <w:color w:val="1A1A1A"/>
+                      <w:sz w:val="22"/>
+                      <w:szCs w:val="18"/>
+                    </w:rPr>
+                    <w:t xml:space="preserve">Answer</w:t>
+                  </w:r>
+                  <w:r>
+                    <w:rPr>
+                      <w:rFonts w:ascii="Avenir Next" w:hAnsi="Avenir Next" w:cs="Avenir Next" w:eastAsia="Avenir Next"/>
+                      <w:color w:val="1A1A1A"/>
                       <w:sz w:val="18"/>
                       <w:szCs w:val="18"/>
                     </w:rPr>
-                    <w:t xml:space="preserve">Answer</w:t>
-                  </w:r>
-                  <w:r>
-                    <w:rPr>
-                      <w:rFonts w:ascii="Avenir Next" w:hAnsi="Avenir Next" w:cs="Avenir Next" w:eastAsia="Avenir Next"/>
-                      <w:color w:val="1A1A1A"/>
-                      <w:sz w:val="18"/>
-                      <w:szCs w:val="18"/>
-                    </w:rPr>
                     <w:tab/>
                   </w:r>
                   <w:r>
                     <w:rPr>
                       <w:rFonts w:ascii="Avenir Next" w:hAnsi="Avenir Next" w:cs="Avenir Next" w:eastAsia="Avenir Next"/>
                       <w:color w:val="1A1A1A"/>
-                      <w:sz w:val="18"/>
+                      <w:sz w:val="22"/>
                       <w:szCs w:val="18"/>
                     </w:rPr>
                     <w:t xml:space="preserve">  m²</w:t>
@@ -3719,7 +3730,7 @@
                     <w:drawing>
                       <wp:inline distT="0" distB="0" distL="0" distR="0">
                         <wp:extent cx="1463040" cy="970304"/>
-                        <wp:docPr id="2" name="Figure 2"/>
+                        <wp:docPr id="2" name="Figure 2" descr="Polygon. Labels: 0, 10 m, 1, 4 m, 4, 4 m, 5, 8 m. Vertices: 0, 0, 5, 0, 5, 2, 2, 2, 2, 4, 0, 4."/>
                         <a:graphic xmlns:a="http://schemas.openxmlformats.org/drawingml/2006/main">
                           <a:graphicData uri="http://schemas.openxmlformats.org/drawingml/2006/picture">
                             <pic:pic xmlns:pic="http://schemas.openxmlformats.org/drawingml/2006/picture">
@@ -4173,25 +4184,25 @@
                       <w:rFonts w:ascii="Avenir Next" w:hAnsi="Avenir Next" w:cs="Avenir Next" w:eastAsia="Avenir Next"/>
                       <w:b/>
                       <w:color w:val="003A70"/>
+                      <w:sz w:val="22"/>
+                      <w:szCs w:val="18"/>
+                    </w:rPr>
+                    <w:t xml:space="preserve">Step 1</w:t>
+                  </w:r>
+                  <w:r>
+                    <w:rPr>
+                      <w:rFonts w:ascii="Avenir Next" w:hAnsi="Avenir Next" w:cs="Avenir Next" w:eastAsia="Avenir Next"/>
+                      <w:color w:val="1A1A1A"/>
                       <w:sz w:val="18"/>
                       <w:szCs w:val="18"/>
                     </w:rPr>
-                    <w:t xml:space="preserve">Step 1</w:t>
-                  </w:r>
-                  <w:r>
-                    <w:rPr>
-                      <w:rFonts w:ascii="Avenir Next" w:hAnsi="Avenir Next" w:cs="Avenir Next" w:eastAsia="Avenir Next"/>
-                      <w:color w:val="1A1A1A"/>
-                      <w:sz w:val="18"/>
-                      <w:szCs w:val="18"/>
-                    </w:rPr>
                     <w:tab/>
                   </w:r>
                   <w:r>
                     <w:rPr>
                       <w:rFonts w:ascii="Avenir Next" w:hAnsi="Avenir Next" w:cs="Avenir Next" w:eastAsia="Avenir Next"/>
                       <w:color w:val="1A1A1A"/>
-                      <w:sz w:val="21"/>
+                      <w:sz w:val="22"/>
                       <w:szCs w:val="21"/>
                     </w:rPr>
                     <w:t xml:space="preserve">Cut the T into a top bar and a stem.</w:t>
@@ -4211,25 +4222,25 @@
                       <w:rFonts w:ascii="Avenir Next" w:hAnsi="Avenir Next" w:cs="Avenir Next" w:eastAsia="Avenir Next"/>
                       <w:b/>
                       <w:color w:val="003A70"/>
+                      <w:sz w:val="22"/>
+                      <w:szCs w:val="18"/>
+                    </w:rPr>
+                    <w:t xml:space="preserve">Step 2</w:t>
+                  </w:r>
+                  <w:r>
+                    <w:rPr>
+                      <w:rFonts w:ascii="Avenir Next" w:hAnsi="Avenir Next" w:cs="Avenir Next" w:eastAsia="Avenir Next"/>
+                      <w:color w:val="1A1A1A"/>
                       <w:sz w:val="18"/>
                       <w:szCs w:val="18"/>
                     </w:rPr>
-                    <w:t xml:space="preserve">Step 2</w:t>
-                  </w:r>
-                  <w:r>
-                    <w:rPr>
-                      <w:rFonts w:ascii="Avenir Next" w:hAnsi="Avenir Next" w:cs="Avenir Next" w:eastAsia="Avenir Next"/>
-                      <w:color w:val="1A1A1A"/>
-                      <w:sz w:val="18"/>
-                      <w:szCs w:val="18"/>
-                    </w:rPr>
                     <w:tab/>
                   </w:r>
                   <w:r>
                     <w:rPr>
                       <w:rFonts w:ascii="Avenir Next" w:hAnsi="Avenir Next" w:cs="Avenir Next" w:eastAsia="Avenir Next"/>
                       <w:color w:val="1A1A1A"/>
-                      <w:sz w:val="21"/>
+                      <w:sz w:val="22"/>
                       <w:szCs w:val="21"/>
                     </w:rPr>
                     <w:t xml:space="preserve">Find each rectangle’s area.</w:t>
@@ -4249,25 +4260,25 @@
                       <w:rFonts w:ascii="Avenir Next" w:hAnsi="Avenir Next" w:cs="Avenir Next" w:eastAsia="Avenir Next"/>
                       <w:b/>
                       <w:color w:val="003A70"/>
+                      <w:sz w:val="22"/>
+                      <w:szCs w:val="18"/>
+                    </w:rPr>
+                    <w:t xml:space="preserve">Step 3</w:t>
+                  </w:r>
+                  <w:r>
+                    <w:rPr>
+                      <w:rFonts w:ascii="Avenir Next" w:hAnsi="Avenir Next" w:cs="Avenir Next" w:eastAsia="Avenir Next"/>
+                      <w:color w:val="1A1A1A"/>
                       <w:sz w:val="18"/>
                       <w:szCs w:val="18"/>
                     </w:rPr>
-                    <w:t xml:space="preserve">Step 3</w:t>
-                  </w:r>
-                  <w:r>
-                    <w:rPr>
-                      <w:rFonts w:ascii="Avenir Next" w:hAnsi="Avenir Next" w:cs="Avenir Next" w:eastAsia="Avenir Next"/>
-                      <w:color w:val="1A1A1A"/>
-                      <w:sz w:val="18"/>
-                      <w:szCs w:val="18"/>
-                    </w:rPr>
                     <w:tab/>
                   </w:r>
                   <w:r>
                     <w:rPr>
                       <w:rFonts w:ascii="Avenir Next" w:hAnsi="Avenir Next" w:cs="Avenir Next" w:eastAsia="Avenir Next"/>
                       <w:color w:val="1A1A1A"/>
-                      <w:sz w:val="21"/>
+                      <w:sz w:val="22"/>
                       <w:szCs w:val="21"/>
                     </w:rPr>
                     <w:t xml:space="preserve">Add the two areas.</w:t>
@@ -4286,25 +4297,25 @@
                       <w:rFonts w:ascii="Avenir Next" w:hAnsi="Avenir Next" w:cs="Avenir Next" w:eastAsia="Avenir Next"/>
                       <w:b/>
                       <w:color w:val="1A1A1A"/>
+                      <w:sz w:val="22"/>
+                      <w:szCs w:val="18"/>
+                    </w:rPr>
+                    <w:t xml:space="preserve">Answer</w:t>
+                  </w:r>
+                  <w:r>
+                    <w:rPr>
+                      <w:rFonts w:ascii="Avenir Next" w:hAnsi="Avenir Next" w:cs="Avenir Next" w:eastAsia="Avenir Next"/>
+                      <w:color w:val="1A1A1A"/>
                       <w:sz w:val="18"/>
                       <w:szCs w:val="18"/>
                     </w:rPr>
-                    <w:t xml:space="preserve">Answer</w:t>
-                  </w:r>
-                  <w:r>
-                    <w:rPr>
-                      <w:rFonts w:ascii="Avenir Next" w:hAnsi="Avenir Next" w:cs="Avenir Next" w:eastAsia="Avenir Next"/>
-                      <w:color w:val="1A1A1A"/>
-                      <w:sz w:val="18"/>
-                      <w:szCs w:val="18"/>
-                    </w:rPr>
                     <w:tab/>
                   </w:r>
                   <w:r>
                     <w:rPr>
                       <w:rFonts w:ascii="Avenir Next" w:hAnsi="Avenir Next" w:cs="Avenir Next" w:eastAsia="Avenir Next"/>
                       <w:color w:val="1A1A1A"/>
-                      <w:sz w:val="18"/>
+                      <w:sz w:val="22"/>
                       <w:szCs w:val="18"/>
                     </w:rPr>
                     <w:t xml:space="preserve">  in²</w:t>
@@ -4325,7 +4336,7 @@
                     <w:drawing>
                       <wp:inline distT="0" distB="0" distL="0" distR="0">
                         <wp:extent cx="1371600" cy="776808"/>
-                        <wp:docPr id="3" name="Figure 3"/>
+                        <wp:docPr id="3" name="Figure 3" descr="Polygon. Labels: 0, 4 in, 1, 4 in, 3, 2 in, 4, 10 in. Vertices: 1.5, 0, 3.5, 0, 3.5, 2, 5, 2, 5, 3, 0, 3, 0, 2, 1.5, 2."/>
                         <a:graphic xmlns:a="http://schemas.openxmlformats.org/drawingml/2006/main">
                           <a:graphicData uri="http://schemas.openxmlformats.org/drawingml/2006/picture">
                             <pic:pic xmlns:pic="http://schemas.openxmlformats.org/drawingml/2006/picture">
@@ -4495,25 +4506,25 @@
                       <w:rFonts w:ascii="Avenir Next" w:hAnsi="Avenir Next" w:cs="Avenir Next" w:eastAsia="Avenir Next"/>
                       <w:b/>
                       <w:color w:val="003A70"/>
+                      <w:sz w:val="22"/>
+                      <w:szCs w:val="18"/>
+                    </w:rPr>
+                    <w:t xml:space="preserve">Step 1</w:t>
+                  </w:r>
+                  <w:r>
+                    <w:rPr>
+                      <w:rFonts w:ascii="Avenir Next" w:hAnsi="Avenir Next" w:cs="Avenir Next" w:eastAsia="Avenir Next"/>
+                      <w:color w:val="1A1A1A"/>
                       <w:sz w:val="18"/>
                       <w:szCs w:val="18"/>
                     </w:rPr>
-                    <w:t xml:space="preserve">Step 1</w:t>
-                  </w:r>
-                  <w:r>
-                    <w:rPr>
-                      <w:rFonts w:ascii="Avenir Next" w:hAnsi="Avenir Next" w:cs="Avenir Next" w:eastAsia="Avenir Next"/>
-                      <w:color w:val="1A1A1A"/>
-                      <w:sz w:val="18"/>
-                      <w:szCs w:val="18"/>
-                    </w:rPr>
                     <w:tab/>
                   </w:r>
                   <w:r>
                     <w:rPr>
                       <w:rFonts w:ascii="Avenir Next" w:hAnsi="Avenir Next" w:cs="Avenir Next" w:eastAsia="Avenir Next"/>
                       <w:color w:val="1A1A1A"/>
-                      <w:sz w:val="21"/>
+                      <w:sz w:val="22"/>
                       <w:szCs w:val="21"/>
                     </w:rPr>
                     <w:t xml:space="preserve">Find the rectangle: 12 × 8.</w:t>
@@ -4533,25 +4544,25 @@
                       <w:rFonts w:ascii="Avenir Next" w:hAnsi="Avenir Next" w:cs="Avenir Next" w:eastAsia="Avenir Next"/>
                       <w:b/>
                       <w:color w:val="003A70"/>
+                      <w:sz w:val="22"/>
+                      <w:szCs w:val="18"/>
+                    </w:rPr>
+                    <w:t xml:space="preserve">Step 2</w:t>
+                  </w:r>
+                  <w:r>
+                    <w:rPr>
+                      <w:rFonts w:ascii="Avenir Next" w:hAnsi="Avenir Next" w:cs="Avenir Next" w:eastAsia="Avenir Next"/>
+                      <w:color w:val="1A1A1A"/>
                       <w:sz w:val="18"/>
                       <w:szCs w:val="18"/>
                     </w:rPr>
-                    <w:t xml:space="preserve">Step 2</w:t>
-                  </w:r>
-                  <w:r>
-                    <w:rPr>
-                      <w:rFonts w:ascii="Avenir Next" w:hAnsi="Avenir Next" w:cs="Avenir Next" w:eastAsia="Avenir Next"/>
-                      <w:color w:val="1A1A1A"/>
-                      <w:sz w:val="18"/>
-                      <w:szCs w:val="18"/>
-                    </w:rPr>
                     <w:tab/>
                   </w:r>
                   <w:r>
                     <w:rPr>
                       <w:rFonts w:ascii="Avenir Next" w:hAnsi="Avenir Next" w:cs="Avenir Next" w:eastAsia="Avenir Next"/>
                       <w:color w:val="1A1A1A"/>
-                      <w:sz w:val="21"/>
+                      <w:sz w:val="22"/>
                       <w:szCs w:val="21"/>
                     </w:rPr>
                     <w:t xml:space="preserve">Notch base: 12 − 3 − 3. Find the triangle.</w:t>
@@ -4571,25 +4582,25 @@
                       <w:rFonts w:ascii="Avenir Next" w:hAnsi="Avenir Next" w:cs="Avenir Next" w:eastAsia="Avenir Next"/>
                       <w:b/>
                       <w:color w:val="003A70"/>
+                      <w:sz w:val="22"/>
+                      <w:szCs w:val="18"/>
+                    </w:rPr>
+                    <w:t xml:space="preserve">Step 3</w:t>
+                  </w:r>
+                  <w:r>
+                    <w:rPr>
+                      <w:rFonts w:ascii="Avenir Next" w:hAnsi="Avenir Next" w:cs="Avenir Next" w:eastAsia="Avenir Next"/>
+                      <w:color w:val="1A1A1A"/>
                       <w:sz w:val="18"/>
                       <w:szCs w:val="18"/>
                     </w:rPr>
-                    <w:t xml:space="preserve">Step 3</w:t>
-                  </w:r>
-                  <w:r>
-                    <w:rPr>
-                      <w:rFonts w:ascii="Avenir Next" w:hAnsi="Avenir Next" w:cs="Avenir Next" w:eastAsia="Avenir Next"/>
-                      <w:color w:val="1A1A1A"/>
-                      <w:sz w:val="18"/>
-                      <w:szCs w:val="18"/>
-                    </w:rPr>
                     <w:tab/>
                   </w:r>
                   <w:r>
                     <w:rPr>
                       <w:rFonts w:ascii="Avenir Next" w:hAnsi="Avenir Next" w:cs="Avenir Next" w:eastAsia="Avenir Next"/>
                       <w:color w:val="1A1A1A"/>
-                      <w:sz w:val="21"/>
+                      <w:sz w:val="22"/>
                       <w:szCs w:val="21"/>
                     </w:rPr>
                     <w:t xml:space="preserve">Subtract the triangle.</w:t>
@@ -4608,25 +4619,25 @@
                       <w:rFonts w:ascii="Avenir Next" w:hAnsi="Avenir Next" w:cs="Avenir Next" w:eastAsia="Avenir Next"/>
                       <w:b/>
                       <w:color w:val="1A1A1A"/>
+                      <w:sz w:val="22"/>
+                      <w:szCs w:val="18"/>
+                    </w:rPr>
+                    <w:t xml:space="preserve">Answer</w:t>
+                  </w:r>
+                  <w:r>
+                    <w:rPr>
+                      <w:rFonts w:ascii="Avenir Next" w:hAnsi="Avenir Next" w:cs="Avenir Next" w:eastAsia="Avenir Next"/>
+                      <w:color w:val="1A1A1A"/>
                       <w:sz w:val="18"/>
                       <w:szCs w:val="18"/>
                     </w:rPr>
-                    <w:t xml:space="preserve">Answer</w:t>
-                  </w:r>
-                  <w:r>
-                    <w:rPr>
-                      <w:rFonts w:ascii="Avenir Next" w:hAnsi="Avenir Next" w:cs="Avenir Next" w:eastAsia="Avenir Next"/>
-                      <w:color w:val="1A1A1A"/>
-                      <w:sz w:val="18"/>
-                      <w:szCs w:val="18"/>
-                    </w:rPr>
                     <w:tab/>
                   </w:r>
                   <w:r>
                     <w:rPr>
                       <w:rFonts w:ascii="Avenir Next" w:hAnsi="Avenir Next" w:cs="Avenir Next" w:eastAsia="Avenir Next"/>
                       <w:color w:val="1A1A1A"/>
-                      <w:sz w:val="18"/>
+                      <w:sz w:val="22"/>
                       <w:szCs w:val="18"/>
                     </w:rPr>
                     <w:t xml:space="preserve">  cm²</w:t>
@@ -4647,7 +4658,7 @@
                     <w:drawing>
                       <wp:inline distT="0" distB="0" distL="0" distR="0">
                         <wp:extent cx="1463040" cy="880153"/>
-                        <wp:docPr id="4" name="Figure 4"/>
+                        <wp:docPr id="4" name="Figure 4" descr="Polygon. Labels: 0, 12 cm, 1, 8 cm, 2, 3 cm, 5, 3 cm. Vertices: 0, 0, 6, 0, 6, 4, 4.5, 4, 3, 2, 1.5, 4, 0, 4. Dashed: 1.5, 4, 4.5, 4, 3, 2, 3, 4."/>
                         <a:graphic xmlns:a="http://schemas.openxmlformats.org/drawingml/2006/main">
                           <a:graphicData uri="http://schemas.openxmlformats.org/drawingml/2006/picture">
                             <pic:pic xmlns:pic="http://schemas.openxmlformats.org/drawingml/2006/picture">
@@ -4831,25 +4842,25 @@
                 <w:rFonts w:ascii="Avenir Next" w:hAnsi="Avenir Next" w:cs="Avenir Next" w:eastAsia="Avenir Next"/>
                 <w:b/>
                 <w:color w:val="003A70"/>
+                <w:sz w:val="22"/>
+                <w:szCs w:val="18"/>
+              </w:rPr>
+              <w:t xml:space="preserve">Step 1</w:t>
+            </w:r>
+            <w:r>
+              <w:rPr>
+                <w:rFonts w:ascii="Avenir Next" w:hAnsi="Avenir Next" w:cs="Avenir Next" w:eastAsia="Avenir Next"/>
+                <w:color w:val="1A1A1A"/>
                 <w:sz w:val="18"/>
                 <w:szCs w:val="18"/>
               </w:rPr>
-              <w:t xml:space="preserve">Step 1</w:t>
-            </w:r>
-            <w:r>
-              <w:rPr>
-                <w:rFonts w:ascii="Avenir Next" w:hAnsi="Avenir Next" w:cs="Avenir Next" w:eastAsia="Avenir Next"/>
-                <w:color w:val="1A1A1A"/>
-                <w:sz w:val="18"/>
-                <w:szCs w:val="18"/>
-              </w:rPr>
               <w:tab/>
             </w:r>
             <w:r>
               <w:rPr>
                 <w:rFonts w:ascii="Avenir Next" w:hAnsi="Avenir Next" w:cs="Avenir Next" w:eastAsia="Avenir Next"/>
                 <w:color w:val="1A1A1A"/>
-                <w:sz w:val="21"/>
+                <w:sz w:val="22"/>
                 <w:szCs w:val="21"/>
               </w:rPr>
               <w:t xml:space="preserve">Find the yard area.</w:t>
@@ -4869,25 +4880,25 @@
                 <w:rFonts w:ascii="Avenir Next" w:hAnsi="Avenir Next" w:cs="Avenir Next" w:eastAsia="Avenir Next"/>
                 <w:b/>
                 <w:color w:val="003A70"/>
+                <w:sz w:val="22"/>
+                <w:szCs w:val="18"/>
+              </w:rPr>
+              <w:t xml:space="preserve">Step 2</w:t>
+            </w:r>
+            <w:r>
+              <w:rPr>
+                <w:rFonts w:ascii="Avenir Next" w:hAnsi="Avenir Next" w:cs="Avenir Next" w:eastAsia="Avenir Next"/>
+                <w:color w:val="1A1A1A"/>
                 <w:sz w:val="18"/>
                 <w:szCs w:val="18"/>
               </w:rPr>
-              <w:t xml:space="preserve">Step 2</w:t>
-            </w:r>
-            <w:r>
-              <w:rPr>
-                <w:rFonts w:ascii="Avenir Next" w:hAnsi="Avenir Next" w:cs="Avenir Next" w:eastAsia="Avenir Next"/>
-                <w:color w:val="1A1A1A"/>
-                <w:sz w:val="18"/>
-                <w:szCs w:val="18"/>
-              </w:rPr>
               <w:tab/>
             </w:r>
             <w:r>
               <w:rPr>
                 <w:rFonts w:ascii="Avenir Next" w:hAnsi="Avenir Next" w:cs="Avenir Next" w:eastAsia="Avenir Next"/>
                 <w:color w:val="1A1A1A"/>
-                <w:sz w:val="21"/>
+                <w:sz w:val="22"/>
                 <w:szCs w:val="21"/>
               </w:rPr>
               <w:t xml:space="preserve">Subtract the garden area.</w:t>
@@ -4906,25 +4917,25 @@
                 <w:rFonts w:ascii="Avenir Next" w:hAnsi="Avenir Next" w:cs="Avenir Next" w:eastAsia="Avenir Next"/>
                 <w:b/>
                 <w:color w:val="1A1A1A"/>
+                <w:sz w:val="22"/>
+                <w:szCs w:val="18"/>
+              </w:rPr>
+              <w:t xml:space="preserve">Answer</w:t>
+            </w:r>
+            <w:r>
+              <w:rPr>
+                <w:rFonts w:ascii="Avenir Next" w:hAnsi="Avenir Next" w:cs="Avenir Next" w:eastAsia="Avenir Next"/>
+                <w:color w:val="1A1A1A"/>
                 <w:sz w:val="18"/>
                 <w:szCs w:val="18"/>
               </w:rPr>
-              <w:t xml:space="preserve">Answer</w:t>
-            </w:r>
-            <w:r>
-              <w:rPr>
-                <w:rFonts w:ascii="Avenir Next" w:hAnsi="Avenir Next" w:cs="Avenir Next" w:eastAsia="Avenir Next"/>
-                <w:color w:val="1A1A1A"/>
-                <w:sz w:val="18"/>
-                <w:szCs w:val="18"/>
-              </w:rPr>
               <w:tab/>
             </w:r>
             <w:r>
               <w:rPr>
                 <w:rFonts w:ascii="Avenir Next" w:hAnsi="Avenir Next" w:cs="Avenir Next" w:eastAsia="Avenir Next"/>
                 <w:color w:val="1A1A1A"/>
-                <w:sz w:val="18"/>
+                <w:sz w:val="22"/>
                 <w:szCs w:val="18"/>
               </w:rPr>
               <w:t xml:space="preserve">  ft²</w:t>
@@ -4940,6 +4951,7 @@
     </w:p>
     <w:p>
       <w:pPr>
+        <w:pStyle w:val="Heading2"/>
         <w:keepNext/>
         <w:pBdr>
           <w:bottom w:val="single" w:sz="8" w:space="3" w:color="003A70"/>
@@ -4955,7 +4967,7 @@
           <w:b/>
           <w:color w:val="003A70"/>
           <w:spacing w:val="14"/>
-          <w:sz w:val="21"/>
+          <w:sz w:val="22"/>
           <w:szCs w:val="21"/>
         </w:rPr>
         <w:t xml:space="preserve">TEST PRACTICE</w:t>
@@ -4974,7 +4986,7 @@
           <w:rFonts w:ascii="Avenir Next" w:hAnsi="Avenir Next" w:cs="Avenir Next" w:eastAsia="Avenir Next"/>
           <w:i/>
           <w:color w:val="5A5F66"/>
-          <w:sz w:val="17"/>
+          <w:sz w:val="22"/>
           <w:szCs w:val="17"/>
         </w:rPr>
         <w:t xml:space="preserve">choose the best answer</w:t>
@@ -5106,25 +5118,25 @@
                       <w:rFonts w:ascii="Avenir Next" w:hAnsi="Avenir Next" w:cs="Avenir Next" w:eastAsia="Avenir Next"/>
                       <w:b/>
                       <w:color w:val="003A70"/>
+                      <w:sz w:val="22"/>
+                      <w:szCs w:val="21"/>
+                    </w:rPr>
+                    <w:t xml:space="preserve">A</w:t>
+                  </w:r>
+                  <w:r>
+                    <w:rPr>
+                      <w:rFonts w:ascii="Avenir Next" w:hAnsi="Avenir Next" w:cs="Avenir Next" w:eastAsia="Avenir Next"/>
+                      <w:color w:val="1A1A1A"/>
                       <w:sz w:val="21"/>
                       <w:szCs w:val="21"/>
                     </w:rPr>
-                    <w:t xml:space="preserve">A</w:t>
-                  </w:r>
-                  <w:r>
-                    <w:rPr>
-                      <w:rFonts w:ascii="Avenir Next" w:hAnsi="Avenir Next" w:cs="Avenir Next" w:eastAsia="Avenir Next"/>
-                      <w:color w:val="1A1A1A"/>
-                      <w:sz w:val="21"/>
-                      <w:szCs w:val="21"/>
-                    </w:rPr>
                     <w:tab/>
                   </w:r>
                   <w:r>
                     <w:rPr>
                       <w:rFonts w:ascii="Avenir Next" w:hAnsi="Avenir Next" w:cs="Avenir Next" w:eastAsia="Avenir Next"/>
                       <w:color w:val="1A1A1A"/>
-                      <w:sz w:val="21"/>
+                      <w:sz w:val="22"/>
                       <w:szCs w:val="21"/>
                     </w:rPr>
                     <w:t xml:space="preserve">50 m²</w:t>
@@ -5149,25 +5161,25 @@
                       <w:rFonts w:ascii="Avenir Next" w:hAnsi="Avenir Next" w:cs="Avenir Next" w:eastAsia="Avenir Next"/>
                       <w:b/>
                       <w:color w:val="003A70"/>
+                      <w:sz w:val="22"/>
+                      <w:szCs w:val="21"/>
+                    </w:rPr>
+                    <w:t xml:space="preserve">B</w:t>
+                  </w:r>
+                  <w:r>
+                    <w:rPr>
+                      <w:rFonts w:ascii="Avenir Next" w:hAnsi="Avenir Next" w:cs="Avenir Next" w:eastAsia="Avenir Next"/>
+                      <w:color w:val="1A1A1A"/>
                       <w:sz w:val="21"/>
                       <w:szCs w:val="21"/>
                     </w:rPr>
-                    <w:t xml:space="preserve">B</w:t>
-                  </w:r>
-                  <w:r>
-                    <w:rPr>
-                      <w:rFonts w:ascii="Avenir Next" w:hAnsi="Avenir Next" w:cs="Avenir Next" w:eastAsia="Avenir Next"/>
-                      <w:color w:val="1A1A1A"/>
-                      <w:sz w:val="21"/>
-                      <w:szCs w:val="21"/>
-                    </w:rPr>
                     <w:tab/>
                   </w:r>
                   <w:r>
                     <w:rPr>
                       <w:rFonts w:ascii="Avenir Next" w:hAnsi="Avenir Next" w:cs="Avenir Next" w:eastAsia="Avenir Next"/>
                       <w:color w:val="1A1A1A"/>
-                      <w:sz w:val="21"/>
+                      <w:sz w:val="22"/>
                       <w:szCs w:val="21"/>
                     </w:rPr>
                     <w:t xml:space="preserve">58 m²</w:t>
@@ -5192,25 +5204,25 @@
                       <w:rFonts w:ascii="Avenir Next" w:hAnsi="Avenir Next" w:cs="Avenir Next" w:eastAsia="Avenir Next"/>
                       <w:b/>
                       <w:color w:val="003A70"/>
+                      <w:sz w:val="22"/>
+                      <w:szCs w:val="21"/>
+                    </w:rPr>
+                    <w:t xml:space="preserve">C</w:t>
+                  </w:r>
+                  <w:r>
+                    <w:rPr>
+                      <w:rFonts w:ascii="Avenir Next" w:hAnsi="Avenir Next" w:cs="Avenir Next" w:eastAsia="Avenir Next"/>
+                      <w:color w:val="1A1A1A"/>
                       <w:sz w:val="21"/>
                       <w:szCs w:val="21"/>
                     </w:rPr>
-                    <w:t xml:space="preserve">C</w:t>
-                  </w:r>
-                  <w:r>
-                    <w:rPr>
-                      <w:rFonts w:ascii="Avenir Next" w:hAnsi="Avenir Next" w:cs="Avenir Next" w:eastAsia="Avenir Next"/>
-                      <w:color w:val="1A1A1A"/>
-                      <w:sz w:val="21"/>
-                      <w:szCs w:val="21"/>
-                    </w:rPr>
                     <w:tab/>
                   </w:r>
                   <w:r>
                     <w:rPr>
                       <w:rFonts w:ascii="Avenir Next" w:hAnsi="Avenir Next" w:cs="Avenir Next" w:eastAsia="Avenir Next"/>
                       <w:color w:val="1A1A1A"/>
-                      <w:sz w:val="21"/>
+                      <w:sz w:val="22"/>
                       <w:szCs w:val="21"/>
                     </w:rPr>
                     <w:t xml:space="preserve">54 m²</w:t>
@@ -5235,25 +5247,25 @@
                       <w:rFonts w:ascii="Avenir Next" w:hAnsi="Avenir Next" w:cs="Avenir Next" w:eastAsia="Avenir Next"/>
                       <w:b/>
                       <w:color w:val="003A70"/>
+                      <w:sz w:val="22"/>
+                      <w:szCs w:val="21"/>
+                    </w:rPr>
+                    <w:t xml:space="preserve">D</w:t>
+                  </w:r>
+                  <w:r>
+                    <w:rPr>
+                      <w:rFonts w:ascii="Avenir Next" w:hAnsi="Avenir Next" w:cs="Avenir Next" w:eastAsia="Avenir Next"/>
+                      <w:color w:val="1A1A1A"/>
                       <w:sz w:val="21"/>
                       <w:szCs w:val="21"/>
                     </w:rPr>
-                    <w:t xml:space="preserve">D</w:t>
-                  </w:r>
-                  <w:r>
-                    <w:rPr>
-                      <w:rFonts w:ascii="Avenir Next" w:hAnsi="Avenir Next" w:cs="Avenir Next" w:eastAsia="Avenir Next"/>
-                      <w:color w:val="1A1A1A"/>
-                      <w:sz w:val="21"/>
-                      <w:szCs w:val="21"/>
-                    </w:rPr>
                     <w:tab/>
                   </w:r>
                   <w:r>
                     <w:rPr>
                       <w:rFonts w:ascii="Avenir Next" w:hAnsi="Avenir Next" w:cs="Avenir Next" w:eastAsia="Avenir Next"/>
                       <w:color w:val="1A1A1A"/>
-                      <w:sz w:val="21"/>
+                      <w:sz w:val="22"/>
                       <w:szCs w:val="21"/>
                     </w:rPr>
                     <w:t xml:space="preserve">13 m²</w:t>
@@ -5401,25 +5413,25 @@
                       <w:rFonts w:ascii="Avenir Next" w:hAnsi="Avenir Next" w:cs="Avenir Next" w:eastAsia="Avenir Next"/>
                       <w:b/>
                       <w:color w:val="003A70"/>
+                      <w:sz w:val="22"/>
+                      <w:szCs w:val="21"/>
+                    </w:rPr>
+                    <w:t xml:space="preserve">A</w:t>
+                  </w:r>
+                  <w:r>
+                    <w:rPr>
+                      <w:rFonts w:ascii="Avenir Next" w:hAnsi="Avenir Next" w:cs="Avenir Next" w:eastAsia="Avenir Next"/>
+                      <w:color w:val="1A1A1A"/>
                       <w:sz w:val="21"/>
                       <w:szCs w:val="21"/>
                     </w:rPr>
-                    <w:t xml:space="preserve">A</w:t>
-                  </w:r>
-                  <w:r>
-                    <w:rPr>
-                      <w:rFonts w:ascii="Avenir Next" w:hAnsi="Avenir Next" w:cs="Avenir Next" w:eastAsia="Avenir Next"/>
-                      <w:color w:val="1A1A1A"/>
-                      <w:sz w:val="21"/>
-                      <w:szCs w:val="21"/>
-                    </w:rPr>
                     <w:tab/>
                   </w:r>
                   <w:r>
                     <w:rPr>
                       <w:rFonts w:ascii="Avenir Next" w:hAnsi="Avenir Next" w:cs="Avenir Next" w:eastAsia="Avenir Next"/>
                       <w:color w:val="1A1A1A"/>
-                      <w:sz w:val="21"/>
+                      <w:sz w:val="22"/>
                       <w:szCs w:val="21"/>
                     </w:rPr>
                     <w:t xml:space="preserve">34 in²</w:t>
@@ -5444,25 +5456,25 @@
                       <w:rFonts w:ascii="Avenir Next" w:hAnsi="Avenir Next" w:cs="Avenir Next" w:eastAsia="Avenir Next"/>
                       <w:b/>
                       <w:color w:val="003A70"/>
+                      <w:sz w:val="22"/>
+                      <w:szCs w:val="21"/>
+                    </w:rPr>
+                    <w:t xml:space="preserve">B</w:t>
+                  </w:r>
+                  <w:r>
+                    <w:rPr>
+                      <w:rFonts w:ascii="Avenir Next" w:hAnsi="Avenir Next" w:cs="Avenir Next" w:eastAsia="Avenir Next"/>
+                      <w:color w:val="1A1A1A"/>
                       <w:sz w:val="21"/>
                       <w:szCs w:val="21"/>
                     </w:rPr>
-                    <w:t xml:space="preserve">B</w:t>
-                  </w:r>
-                  <w:r>
-                    <w:rPr>
-                      <w:rFonts w:ascii="Avenir Next" w:hAnsi="Avenir Next" w:cs="Avenir Next" w:eastAsia="Avenir Next"/>
-                      <w:color w:val="1A1A1A"/>
-                      <w:sz w:val="21"/>
-                      <w:szCs w:val="21"/>
-                    </w:rPr>
                     <w:tab/>
                   </w:r>
                   <w:r>
                     <w:rPr>
                       <w:rFonts w:ascii="Avenir Next" w:hAnsi="Avenir Next" w:cs="Avenir Next" w:eastAsia="Avenir Next"/>
                       <w:color w:val="1A1A1A"/>
-                      <w:sz w:val="21"/>
+                      <w:sz w:val="22"/>
                       <w:szCs w:val="21"/>
                     </w:rPr>
                     <w:t xml:space="preserve">40 in²</w:t>
@@ -5487,25 +5499,25 @@
                       <w:rFonts w:ascii="Avenir Next" w:hAnsi="Avenir Next" w:cs="Avenir Next" w:eastAsia="Avenir Next"/>
                       <w:b/>
                       <w:color w:val="003A70"/>
+                      <w:sz w:val="22"/>
+                      <w:szCs w:val="21"/>
+                    </w:rPr>
+                    <w:t xml:space="preserve">C</w:t>
+                  </w:r>
+                  <w:r>
+                    <w:rPr>
+                      <w:rFonts w:ascii="Avenir Next" w:hAnsi="Avenir Next" w:cs="Avenir Next" w:eastAsia="Avenir Next"/>
+                      <w:color w:val="1A1A1A"/>
                       <w:sz w:val="21"/>
                       <w:szCs w:val="21"/>
                     </w:rPr>
-                    <w:t xml:space="preserve">C</w:t>
-                  </w:r>
-                  <w:r>
-                    <w:rPr>
-                      <w:rFonts w:ascii="Avenir Next" w:hAnsi="Avenir Next" w:cs="Avenir Next" w:eastAsia="Avenir Next"/>
-                      <w:color w:val="1A1A1A"/>
-                      <w:sz w:val="21"/>
-                      <w:szCs w:val="21"/>
-                    </w:rPr>
                     <w:tab/>
                   </w:r>
                   <w:r>
                     <w:rPr>
                       <w:rFonts w:ascii="Avenir Next" w:hAnsi="Avenir Next" w:cs="Avenir Next" w:eastAsia="Avenir Next"/>
                       <w:color w:val="1A1A1A"/>
-                      <w:sz w:val="21"/>
+                      <w:sz w:val="22"/>
                       <w:szCs w:val="21"/>
                     </w:rPr>
                     <w:t xml:space="preserve">46 in²</w:t>
@@ -5530,25 +5542,25 @@
                       <w:rFonts w:ascii="Avenir Next" w:hAnsi="Avenir Next" w:cs="Avenir Next" w:eastAsia="Avenir Next"/>
                       <w:b/>
                       <w:color w:val="003A70"/>
+                      <w:sz w:val="22"/>
+                      <w:szCs w:val="21"/>
+                    </w:rPr>
+                    <w:t xml:space="preserve">D</w:t>
+                  </w:r>
+                  <w:r>
+                    <w:rPr>
+                      <w:rFonts w:ascii="Avenir Next" w:hAnsi="Avenir Next" w:cs="Avenir Next" w:eastAsia="Avenir Next"/>
+                      <w:color w:val="1A1A1A"/>
                       <w:sz w:val="21"/>
                       <w:szCs w:val="21"/>
                     </w:rPr>
-                    <w:t xml:space="preserve">D</w:t>
-                  </w:r>
-                  <w:r>
-                    <w:rPr>
-                      <w:rFonts w:ascii="Avenir Next" w:hAnsi="Avenir Next" w:cs="Avenir Next" w:eastAsia="Avenir Next"/>
-                      <w:color w:val="1A1A1A"/>
-                      <w:sz w:val="21"/>
-                      <w:szCs w:val="21"/>
-                    </w:rPr>
                     <w:tab/>
                   </w:r>
                   <w:r>
                     <w:rPr>
                       <w:rFonts w:ascii="Avenir Next" w:hAnsi="Avenir Next" w:cs="Avenir Next" w:eastAsia="Avenir Next"/>
                       <w:color w:val="1A1A1A"/>
-                      <w:sz w:val="21"/>
+                      <w:sz w:val="22"/>
                       <w:szCs w:val="21"/>
                     </w:rPr>
                     <w:t xml:space="preserve">52 in²</w:t>
@@ -5614,6 +5626,7 @@
           </w:tcPr>
           <w:p>
             <w:pPr>
+              <w:pStyle w:val="Heading2"/>
               <w:spacing w:before="0" w:after="0" w:line="240" w:lineRule="auto"/>
             </w:pPr>
             <w:r>
@@ -5651,7 +5664,7 @@
               <w:rPr>
                 <w:rFonts w:ascii="Avenir Next" w:hAnsi="Avenir Next" w:cs="Avenir Next" w:eastAsia="Avenir Next"/>
                 <w:color w:val="1A1A1A"/>
-                <w:sz w:val="17"/>
+                <w:sz w:val="22"/>
                 <w:szCs w:val="17"/>
               </w:rPr>
               <w:t xml:space="preserve">  I can do this on my own</w:t>
@@ -5680,7 +5693,7 @@
               <w:rPr>
                 <w:rFonts w:ascii="Avenir Next" w:hAnsi="Avenir Next" w:cs="Avenir Next" w:eastAsia="Avenir Next"/>
                 <w:color w:val="1A1A1A"/>
-                <w:sz w:val="17"/>
+                <w:sz w:val="22"/>
                 <w:szCs w:val="17"/>
               </w:rPr>
               <w:t xml:space="preserve">  I need a little help</w:t>
@@ -5709,7 +5722,7 @@
               <w:rPr>
                 <w:rFonts w:ascii="Avenir Next" w:hAnsi="Avenir Next" w:cs="Avenir Next" w:eastAsia="Avenir Next"/>
                 <w:color w:val="1A1A1A"/>
-                <w:sz w:val="17"/>
+                <w:sz w:val="22"/>
                 <w:szCs w:val="17"/>
               </w:rPr>
               <w:t xml:space="preserve">  I have a question about #</w:t>
@@ -5816,7 +5829,106 @@
               <w:sz w:val="15"/>
               <w:szCs w:val="15"/>
             </w:rPr>
-            <w:t xml:space="preserve">Lesson 5-4  ·  Homework Packet  ·  Level 1</w:t>
+            <w:t xml:space="preserve">5-4 · Page </w:t>
+          </w:r>
+          <w:r>
+            <w:rPr>
+              <w:rFonts w:ascii="Avenir Next" w:hAnsi="Avenir Next" w:cs="Avenir Next" w:eastAsia="Avenir Next"/>
+              <w:color w:val="5A5F66"/>
+              <w:sz w:val="15"/>
+              <w:szCs w:val="15"/>
+            </w:rPr>
+            <w:fldChar w:fldCharType="begin"/>
+          </w:r>
+          <w:r>
+            <w:rPr>
+              <w:rFonts w:ascii="Avenir Next" w:hAnsi="Avenir Next" w:cs="Avenir Next" w:eastAsia="Avenir Next"/>
+              <w:color w:val="5A5F66"/>
+              <w:sz w:val="15"/>
+              <w:szCs w:val="15"/>
+            </w:rPr>
+            <w:instrText xml:space="preserve"> PAGE </w:instrText>
+          </w:r>
+          <w:r>
+            <w:rPr>
+              <w:rFonts w:ascii="Avenir Next" w:hAnsi="Avenir Next" w:cs="Avenir Next" w:eastAsia="Avenir Next"/>
+              <w:color w:val="5A5F66"/>
+              <w:sz w:val="15"/>
+              <w:szCs w:val="15"/>
+            </w:rPr>
+            <w:fldChar w:fldCharType="separate"/>
+          </w:r>
+          <w:r>
+            <w:rPr>
+              <w:rFonts w:ascii="Avenir Next" w:hAnsi="Avenir Next" w:cs="Avenir Next" w:eastAsia="Avenir Next"/>
+              <w:color w:val="5A5F66"/>
+              <w:sz w:val="15"/>
+              <w:szCs w:val="15"/>
+            </w:rPr>
+            <w:t xml:space="preserve">1</w:t>
+          </w:r>
+          <w:r>
+            <w:rPr>
+              <w:rFonts w:ascii="Avenir Next" w:hAnsi="Avenir Next" w:cs="Avenir Next" w:eastAsia="Avenir Next"/>
+              <w:color w:val="5A5F66"/>
+              <w:sz w:val="15"/>
+              <w:szCs w:val="15"/>
+            </w:rPr>
+            <w:fldChar w:fldCharType="end"/>
+          </w:r>
+          <w:r>
+            <w:rPr>
+              <w:rFonts w:ascii="Avenir Next" w:hAnsi="Avenir Next" w:cs="Avenir Next" w:eastAsia="Avenir Next"/>
+              <w:color w:val="5A5F66"/>
+              <w:sz w:val="15"/>
+              <w:szCs w:val="15"/>
+            </w:rPr>
+            <w:t xml:space="preserve"> of </w:t>
+          </w:r>
+          <w:r>
+            <w:rPr>
+              <w:rFonts w:ascii="Avenir Next" w:hAnsi="Avenir Next" w:cs="Avenir Next" w:eastAsia="Avenir Next"/>
+              <w:color w:val="5A5F66"/>
+              <w:sz w:val="15"/>
+              <w:szCs w:val="15"/>
+            </w:rPr>
+            <w:fldChar w:fldCharType="begin"/>
+          </w:r>
+          <w:r>
+            <w:rPr>
+              <w:rFonts w:ascii="Avenir Next" w:hAnsi="Avenir Next" w:cs="Avenir Next" w:eastAsia="Avenir Next"/>
+              <w:color w:val="5A5F66"/>
+              <w:sz w:val="15"/>
+              <w:szCs w:val="15"/>
+            </w:rPr>
+            <w:instrText xml:space="preserve"> NUMPAGES </w:instrText>
+          </w:r>
+          <w:r>
+            <w:rPr>
+              <w:rFonts w:ascii="Avenir Next" w:hAnsi="Avenir Next" w:cs="Avenir Next" w:eastAsia="Avenir Next"/>
+              <w:color w:val="5A5F66"/>
+              <w:sz w:val="15"/>
+              <w:szCs w:val="15"/>
+            </w:rPr>
+            <w:fldChar w:fldCharType="separate"/>
+          </w:r>
+          <w:r>
+            <w:rPr>
+              <w:rFonts w:ascii="Avenir Next" w:hAnsi="Avenir Next" w:cs="Avenir Next" w:eastAsia="Avenir Next"/>
+              <w:color w:val="5A5F66"/>
+              <w:sz w:val="15"/>
+              <w:szCs w:val="15"/>
+            </w:rPr>
+            <w:t xml:space="preserve">1</w:t>
+          </w:r>
+          <w:r>
+            <w:rPr>
+              <w:rFonts w:ascii="Avenir Next" w:hAnsi="Avenir Next" w:cs="Avenir Next" w:eastAsia="Avenir Next"/>
+              <w:color w:val="5A5F66"/>
+              <w:sz w:val="15"/>
+              <w:szCs w:val="15"/>
+            </w:rPr>
+            <w:fldChar w:fldCharType="end"/>
           </w:r>
         </w:p>
       </w:tc>
@@ -5859,5 +5971,23 @@
       </w:tblCellMar>
     </w:tblPr>
   </w:style>
+  <w:style w:type="paragraph" w:styleId="Heading1">
+    <w:name w:val="heading 1"/>
+    <w:basedOn w:val="Normal"/>
+    <w:pPr>
+      <w:outlineLvl w:val="0"/>
+      <w:keepNext w:val="0"/>
+      <w:keepLines w:val="0"/>
+    </w:pPr>
+  </w:style>
+  <w:style w:type="paragraph" w:styleId="Heading2">
+    <w:name w:val="heading 2"/>
+    <w:basedOn w:val="Normal"/>
+    <w:pPr>
+      <w:outlineLvl w:val="1"/>
+      <w:keepNext w:val="0"/>
+      <w:keepLines w:val="0"/>
+    </w:pPr>
+  </w:style>
 </w:styles>
 </file>